--- a/lessons/2-2/downloads/reveal/teacher/2.2-homework-packet-level-1.docx
+++ b/lessons/2-2/downloads/reveal/teacher/2.2-homework-packet-level-1.docx
@@ -78,14 +78,15 @@
           <w:caps/>
           <w:color w:val="003A70"/>
           <w:spacing w:val="12"/>
-          <w:sz w:val="21"/>
+          <w:sz w:val="22"/>
           <w:szCs w:val="21"/>
         </w:rPr>
-        <w:t xml:space="preserve">Lesson 2-2  ·  Homework Packet  ·  Level 1  ·  Sheet 1 of 2</w:t>
+        <w:t xml:space="preserve">Lesson 2-2  ·  Homework Packet  ·  Supported  ·  Session 1 · pages 1–2</w:t>
       </w:r>
     </w:p>
     <w:p>
       <w:pPr>
+        <w:pStyle w:val="Heading1"/>
         <w:keepNext/>
         <w:spacing w:before="0" w:after="10" w:line="240" w:lineRule="auto"/>
       </w:pPr>
@@ -111,7 +112,7 @@
         <w:rPr>
           <w:rFonts w:ascii="Avenir Next" w:hAnsi="Avenir Next" w:cs="Avenir Next" w:eastAsia="Avenir Next"/>
           <w:color w:val="5A5F66"/>
-          <w:sz w:val="17"/>
+          <w:sz w:val="22"/>
           <w:szCs w:val="17"/>
         </w:rPr>
         <w:t xml:space="preserve">Maryland Standard 6.SP.B.4   ·   Learning target — I can group data into equal intervals and build a histogram from a frequency table.</w:t>
@@ -158,6 +159,7 @@
           </w:tcPr>
           <w:p>
             <w:pPr>
+              <w:pStyle w:val="Heading2"/>
               <w:spacing w:before="0" w:after="40" w:line="264" w:lineRule="auto"/>
             </w:pPr>
             <w:r>
@@ -185,25 +187,25 @@
                 <w:rFonts w:ascii="Avenir Next" w:hAnsi="Avenir Next" w:cs="Avenir Next" w:eastAsia="Avenir Next"/>
                 <w:b/>
                 <w:color w:val="003A70"/>
+                <w:sz w:val="22"/>
+                <w:szCs w:val="18"/>
+              </w:rPr>
+              <w:t xml:space="preserve">•</w:t>
+            </w:r>
+            <w:r>
+              <w:rPr>
+                <w:rFonts w:ascii="Avenir Next" w:hAnsi="Avenir Next" w:cs="Avenir Next" w:eastAsia="Avenir Next"/>
+                <w:color w:val="1A1A1A"/>
                 <w:sz w:val="18"/>
                 <w:szCs w:val="18"/>
               </w:rPr>
-              <w:t xml:space="preserve">•</w:t>
-            </w:r>
-            <w:r>
-              <w:rPr>
-                <w:rFonts w:ascii="Avenir Next" w:hAnsi="Avenir Next" w:cs="Avenir Next" w:eastAsia="Avenir Next"/>
-                <w:color w:val="1A1A1A"/>
-                <w:sz w:val="18"/>
-                <w:szCs w:val="18"/>
-              </w:rPr>
               <w:tab/>
             </w:r>
             <w:r>
               <w:rPr>
                 <w:rFonts w:ascii="Avenir Next" w:hAnsi="Avenir Next" w:cs="Avenir Next" w:eastAsia="Avenir Next"/>
                 <w:color w:val="1A1A1A"/>
-                <w:sz w:val="18"/>
+                <w:sz w:val="22"/>
                 <w:szCs w:val="18"/>
               </w:rPr>
               <w:t xml:space="preserve">A </w:t>
@@ -213,7 +215,7 @@
                 <w:rFonts w:ascii="Avenir Next" w:hAnsi="Avenir Next" w:cs="Avenir Next" w:eastAsia="Avenir Next"/>
                 <w:b/>
                 <w:color w:val="1A1A1A"/>
-                <w:sz w:val="18"/>
+                <w:sz w:val="22"/>
                 <w:szCs w:val="18"/>
               </w:rPr>
               <w:t xml:space="preserve">histogram</w:t>
@@ -222,7 +224,7 @@
               <w:rPr>
                 <w:rFonts w:ascii="Avenir Next" w:hAnsi="Avenir Next" w:cs="Avenir Next" w:eastAsia="Avenir Next"/>
                 <w:color w:val="1A1A1A"/>
-                <w:sz w:val="18"/>
+                <w:sz w:val="22"/>
                 <w:szCs w:val="18"/>
               </w:rPr>
               <w:t xml:space="preserve"> groups data into </w:t>
@@ -232,7 +234,7 @@
                 <w:rFonts w:ascii="Avenir Next" w:hAnsi="Avenir Next" w:cs="Avenir Next" w:eastAsia="Avenir Next"/>
                 <w:b/>
                 <w:color w:val="1A1A1A"/>
-                <w:sz w:val="18"/>
+                <w:sz w:val="22"/>
                 <w:szCs w:val="18"/>
               </w:rPr>
               <w:t xml:space="preserve">equal intervals</w:t>
@@ -241,7 +243,7 @@
               <w:rPr>
                 <w:rFonts w:ascii="Avenir Next" w:hAnsi="Avenir Next" w:cs="Avenir Next" w:eastAsia="Avenir Next"/>
                 <w:color w:val="1A1A1A"/>
-                <w:sz w:val="18"/>
+                <w:sz w:val="22"/>
                 <w:szCs w:val="18"/>
               </w:rPr>
               <w:t xml:space="preserve">, like 0–9, 10–19, 20–29.</w:t>
@@ -260,25 +262,25 @@
                 <w:rFonts w:ascii="Avenir Next" w:hAnsi="Avenir Next" w:cs="Avenir Next" w:eastAsia="Avenir Next"/>
                 <w:b/>
                 <w:color w:val="003A70"/>
+                <w:sz w:val="22"/>
+                <w:szCs w:val="18"/>
+              </w:rPr>
+              <w:t xml:space="preserve">•</w:t>
+            </w:r>
+            <w:r>
+              <w:rPr>
+                <w:rFonts w:ascii="Avenir Next" w:hAnsi="Avenir Next" w:cs="Avenir Next" w:eastAsia="Avenir Next"/>
+                <w:color w:val="1A1A1A"/>
                 <w:sz w:val="18"/>
                 <w:szCs w:val="18"/>
               </w:rPr>
-              <w:t xml:space="preserve">•</w:t>
-            </w:r>
-            <w:r>
-              <w:rPr>
-                <w:rFonts w:ascii="Avenir Next" w:hAnsi="Avenir Next" w:cs="Avenir Next" w:eastAsia="Avenir Next"/>
-                <w:color w:val="1A1A1A"/>
-                <w:sz w:val="18"/>
-                <w:szCs w:val="18"/>
-              </w:rPr>
               <w:tab/>
             </w:r>
             <w:r>
               <w:rPr>
                 <w:rFonts w:ascii="Avenir Next" w:hAnsi="Avenir Next" w:cs="Avenir Next" w:eastAsia="Avenir Next"/>
                 <w:color w:val="1A1A1A"/>
-                <w:sz w:val="18"/>
+                <w:sz w:val="22"/>
                 <w:szCs w:val="18"/>
               </w:rPr>
               <w:t xml:space="preserve">The </w:t>
@@ -288,7 +290,7 @@
                 <w:rFonts w:ascii="Avenir Next" w:hAnsi="Avenir Next" w:cs="Avenir Next" w:eastAsia="Avenir Next"/>
                 <w:b/>
                 <w:color w:val="1A1A1A"/>
-                <w:sz w:val="18"/>
+                <w:sz w:val="22"/>
                 <w:szCs w:val="18"/>
               </w:rPr>
               <w:t xml:space="preserve">frequency</w:t>
@@ -297,7 +299,7 @@
               <w:rPr>
                 <w:rFonts w:ascii="Avenir Next" w:hAnsi="Avenir Next" w:cs="Avenir Next" w:eastAsia="Avenir Next"/>
                 <w:color w:val="1A1A1A"/>
-                <w:sz w:val="18"/>
+                <w:sz w:val="22"/>
                 <w:szCs w:val="18"/>
               </w:rPr>
               <w:t xml:space="preserve"> is how many values fall in an interval. It sets the bar height.</w:t>
@@ -316,25 +318,25 @@
                 <w:rFonts w:ascii="Avenir Next" w:hAnsi="Avenir Next" w:cs="Avenir Next" w:eastAsia="Avenir Next"/>
                 <w:b/>
                 <w:color w:val="003A70"/>
+                <w:sz w:val="22"/>
+                <w:szCs w:val="18"/>
+              </w:rPr>
+              <w:t xml:space="preserve">•</w:t>
+            </w:r>
+            <w:r>
+              <w:rPr>
+                <w:rFonts w:ascii="Avenir Next" w:hAnsi="Avenir Next" w:cs="Avenir Next" w:eastAsia="Avenir Next"/>
+                <w:color w:val="1A1A1A"/>
                 <w:sz w:val="18"/>
                 <w:szCs w:val="18"/>
               </w:rPr>
-              <w:t xml:space="preserve">•</w:t>
-            </w:r>
-            <w:r>
-              <w:rPr>
-                <w:rFonts w:ascii="Avenir Next" w:hAnsi="Avenir Next" w:cs="Avenir Next" w:eastAsia="Avenir Next"/>
-                <w:color w:val="1A1A1A"/>
-                <w:sz w:val="18"/>
-                <w:szCs w:val="18"/>
-              </w:rPr>
               <w:tab/>
             </w:r>
             <w:r>
               <w:rPr>
                 <w:rFonts w:ascii="Avenir Next" w:hAnsi="Avenir Next" w:cs="Avenir Next" w:eastAsia="Avenir Next"/>
                 <w:color w:val="1A1A1A"/>
-                <w:sz w:val="18"/>
+                <w:sz w:val="22"/>
                 <w:szCs w:val="18"/>
               </w:rPr>
               <w:t xml:space="preserve">Intervals do not overlap, and the bars </w:t>
@@ -344,7 +346,7 @@
                 <w:rFonts w:ascii="Avenir Next" w:hAnsi="Avenir Next" w:cs="Avenir Next" w:eastAsia="Avenir Next"/>
                 <w:b/>
                 <w:color w:val="1A1A1A"/>
-                <w:sz w:val="18"/>
+                <w:sz w:val="22"/>
                 <w:szCs w:val="18"/>
               </w:rPr>
               <w:t xml:space="preserve">touch</w:t>
@@ -353,7 +355,7 @@
               <w:rPr>
                 <w:rFonts w:ascii="Avenir Next" w:hAnsi="Avenir Next" w:cs="Avenir Next" w:eastAsia="Avenir Next"/>
                 <w:color w:val="1A1A1A"/>
-                <w:sz w:val="18"/>
+                <w:sz w:val="22"/>
                 <w:szCs w:val="18"/>
               </w:rPr>
               <w:t xml:space="preserve">.</w:t>
@@ -368,6 +370,7 @@
           </w:tcPr>
           <w:p>
             <w:pPr>
+              <w:pStyle w:val="Heading2"/>
               <w:spacing w:before="0" w:after="40" w:line="264" w:lineRule="auto"/>
             </w:pPr>
             <w:r>
@@ -390,7 +393,7 @@
               <w:rPr>
                 <w:rFonts w:ascii="Avenir Next" w:hAnsi="Avenir Next" w:cs="Avenir Next" w:eastAsia="Avenir Next"/>
                 <w:color w:val="1A1A1A"/>
-                <w:sz w:val="17"/>
+                <w:sz w:val="22"/>
                 <w:szCs w:val="17"/>
               </w:rPr>
               <w:t xml:space="preserve">Minutes of practice: 4, 15, 22, 9, 18, 27, 13, 16, 21, 11. Make a frequency table.</w:t>
@@ -409,25 +412,25 @@
                 <w:rFonts w:ascii="Avenir Next" w:hAnsi="Avenir Next" w:cs="Avenir Next" w:eastAsia="Avenir Next"/>
                 <w:b/>
                 <w:color w:val="003A70"/>
+                <w:sz w:val="22"/>
+                <w:szCs w:val="17"/>
+              </w:rPr>
+              <w:t xml:space="preserve">Step 1</w:t>
+            </w:r>
+            <w:r>
+              <w:rPr>
+                <w:rFonts w:ascii="Avenir Next" w:hAnsi="Avenir Next" w:cs="Avenir Next" w:eastAsia="Avenir Next"/>
+                <w:color w:val="1A1A1A"/>
                 <w:sz w:val="17"/>
                 <w:szCs w:val="17"/>
               </w:rPr>
-              <w:t xml:space="preserve">Step 1</w:t>
-            </w:r>
-            <w:r>
-              <w:rPr>
-                <w:rFonts w:ascii="Avenir Next" w:hAnsi="Avenir Next" w:cs="Avenir Next" w:eastAsia="Avenir Next"/>
-                <w:color w:val="1A1A1A"/>
-                <w:sz w:val="17"/>
-                <w:szCs w:val="17"/>
-              </w:rPr>
               <w:tab/>
             </w:r>
             <w:r>
               <w:rPr>
                 <w:rFonts w:ascii="Avenir Next" w:hAnsi="Avenir Next" w:cs="Avenir Next" w:eastAsia="Avenir Next"/>
                 <w:color w:val="1A1A1A"/>
-                <w:sz w:val="17"/>
+                <w:sz w:val="22"/>
                 <w:szCs w:val="17"/>
               </w:rPr>
               <w:t xml:space="preserve">0–9: 4, 9, so the frequency is 2.</w:t>
@@ -446,25 +449,25 @@
                 <w:rFonts w:ascii="Avenir Next" w:hAnsi="Avenir Next" w:cs="Avenir Next" w:eastAsia="Avenir Next"/>
                 <w:b/>
                 <w:color w:val="003A70"/>
+                <w:sz w:val="22"/>
+                <w:szCs w:val="17"/>
+              </w:rPr>
+              <w:t xml:space="preserve">Step 2</w:t>
+            </w:r>
+            <w:r>
+              <w:rPr>
+                <w:rFonts w:ascii="Avenir Next" w:hAnsi="Avenir Next" w:cs="Avenir Next" w:eastAsia="Avenir Next"/>
+                <w:color w:val="1A1A1A"/>
                 <w:sz w:val="17"/>
                 <w:szCs w:val="17"/>
               </w:rPr>
-              <w:t xml:space="preserve">Step 2</w:t>
-            </w:r>
-            <w:r>
-              <w:rPr>
-                <w:rFonts w:ascii="Avenir Next" w:hAnsi="Avenir Next" w:cs="Avenir Next" w:eastAsia="Avenir Next"/>
-                <w:color w:val="1A1A1A"/>
-                <w:sz w:val="17"/>
-                <w:szCs w:val="17"/>
-              </w:rPr>
               <w:tab/>
             </w:r>
             <w:r>
               <w:rPr>
                 <w:rFonts w:ascii="Avenir Next" w:hAnsi="Avenir Next" w:cs="Avenir Next" w:eastAsia="Avenir Next"/>
                 <w:color w:val="1A1A1A"/>
-                <w:sz w:val="17"/>
+                <w:sz w:val="22"/>
                 <w:szCs w:val="17"/>
               </w:rPr>
               <w:t xml:space="preserve">10–19: 15, 18, 13, 16, 11, so it is 5.</w:t>
@@ -483,25 +486,25 @@
                 <w:rFonts w:ascii="Avenir Next" w:hAnsi="Avenir Next" w:cs="Avenir Next" w:eastAsia="Avenir Next"/>
                 <w:b/>
                 <w:color w:val="003A70"/>
+                <w:sz w:val="22"/>
+                <w:szCs w:val="17"/>
+              </w:rPr>
+              <w:t xml:space="preserve">Step 3</w:t>
+            </w:r>
+            <w:r>
+              <w:rPr>
+                <w:rFonts w:ascii="Avenir Next" w:hAnsi="Avenir Next" w:cs="Avenir Next" w:eastAsia="Avenir Next"/>
+                <w:color w:val="1A1A1A"/>
                 <w:sz w:val="17"/>
                 <w:szCs w:val="17"/>
               </w:rPr>
-              <w:t xml:space="preserve">Step 3</w:t>
-            </w:r>
-            <w:r>
-              <w:rPr>
-                <w:rFonts w:ascii="Avenir Next" w:hAnsi="Avenir Next" w:cs="Avenir Next" w:eastAsia="Avenir Next"/>
-                <w:color w:val="1A1A1A"/>
-                <w:sz w:val="17"/>
-                <w:szCs w:val="17"/>
-              </w:rPr>
               <w:tab/>
             </w:r>
             <w:r>
               <w:rPr>
                 <w:rFonts w:ascii="Avenir Next" w:hAnsi="Avenir Next" w:cs="Avenir Next" w:eastAsia="Avenir Next"/>
                 <w:color w:val="1A1A1A"/>
-                <w:sz w:val="17"/>
+                <w:sz w:val="22"/>
                 <w:szCs w:val="17"/>
               </w:rPr>
               <w:t xml:space="preserve">20–29: 22, 27, 21, so it is 3.</w:t>
@@ -520,18 +523,18 @@
                 <w:rFonts w:ascii="Avenir Next" w:hAnsi="Avenir Next" w:cs="Avenir Next" w:eastAsia="Avenir Next"/>
                 <w:b/>
                 <w:color w:val="1A1A1A"/>
+                <w:sz w:val="22"/>
+                <w:szCs w:val="17"/>
+              </w:rPr>
+              <w:t xml:space="preserve">Answer</w:t>
+            </w:r>
+            <w:r>
+              <w:rPr>
+                <w:rFonts w:ascii="Avenir Next" w:hAnsi="Avenir Next" w:cs="Avenir Next" w:eastAsia="Avenir Next"/>
+                <w:color w:val="1A1A1A"/>
                 <w:sz w:val="17"/>
                 <w:szCs w:val="17"/>
               </w:rPr>
-              <w:t xml:space="preserve">Answer</w:t>
-            </w:r>
-            <w:r>
-              <w:rPr>
-                <w:rFonts w:ascii="Avenir Next" w:hAnsi="Avenir Next" w:cs="Avenir Next" w:eastAsia="Avenir Next"/>
-                <w:color w:val="1A1A1A"/>
-                <w:sz w:val="17"/>
-                <w:szCs w:val="17"/>
-              </w:rPr>
               <w:tab/>
             </w:r>
             <w:r>
@@ -539,7 +542,7 @@
                 <w:rFonts w:ascii="Avenir Next" w:hAnsi="Avenir Next" w:cs="Avenir Next" w:eastAsia="Avenir Next"/>
                 <w:b/>
                 <w:color w:val="1A1A1A"/>
-                <w:sz w:val="17"/>
+                <w:sz w:val="22"/>
                 <w:szCs w:val="17"/>
               </w:rPr>
               <w:t xml:space="preserve">2, 5, 3</w:t>
@@ -589,6 +592,7 @@
           </w:tcPr>
           <w:p>
             <w:pPr>
+              <w:pStyle w:val="Heading2"/>
               <w:spacing w:before="0" w:after="40" w:line="264" w:lineRule="auto"/>
             </w:pPr>
             <w:r>
@@ -612,7 +616,7 @@
                 <w:rFonts w:ascii="Avenir Next" w:hAnsi="Avenir Next" w:cs="Avenir Next" w:eastAsia="Avenir Next"/>
                 <w:b/>
                 <w:color w:val="1A1A1A"/>
-                <w:sz w:val="21"/>
+                <w:sz w:val="22"/>
                 <w:szCs w:val="21"/>
               </w:rPr>
               <w:t xml:space="preserve">interval</w:t>
@@ -621,7 +625,7 @@
               <w:rPr>
                 <w:rFonts w:ascii="Avenir Next" w:hAnsi="Avenir Next" w:cs="Avenir Next" w:eastAsia="Avenir Next"/>
                 <w:color w:val="5A5F66"/>
-                <w:sz w:val="21"/>
+                <w:sz w:val="22"/>
                 <w:szCs w:val="21"/>
               </w:rPr>
               <w:t xml:space="preserve"> — </w:t>
@@ -630,7 +634,7 @@
               <w:rPr>
                 <w:rFonts w:ascii="Avenir Next" w:hAnsi="Avenir Next" w:cs="Avenir Next" w:eastAsia="Avenir Next"/>
                 <w:color w:val="1A1A1A"/>
-                <w:sz w:val="21"/>
+                <w:sz w:val="22"/>
                 <w:szCs w:val="21"/>
               </w:rPr>
               <w:t xml:space="preserve">a group of numbers, like 10–19</w:t>
@@ -645,7 +649,7 @@
                 <w:rFonts w:ascii="Avenir Next" w:hAnsi="Avenir Next" w:cs="Avenir Next" w:eastAsia="Avenir Next"/>
                 <w:b/>
                 <w:color w:val="1A1A1A"/>
-                <w:sz w:val="21"/>
+                <w:sz w:val="22"/>
                 <w:szCs w:val="21"/>
               </w:rPr>
               <w:t xml:space="preserve">frequency</w:t>
@@ -654,7 +658,7 @@
               <w:rPr>
                 <w:rFonts w:ascii="Avenir Next" w:hAnsi="Avenir Next" w:cs="Avenir Next" w:eastAsia="Avenir Next"/>
                 <w:color w:val="5A5F66"/>
-                <w:sz w:val="21"/>
+                <w:sz w:val="22"/>
                 <w:szCs w:val="21"/>
               </w:rPr>
               <w:t xml:space="preserve"> — </w:t>
@@ -663,7 +667,7 @@
               <w:rPr>
                 <w:rFonts w:ascii="Avenir Next" w:hAnsi="Avenir Next" w:cs="Avenir Next" w:eastAsia="Avenir Next"/>
                 <w:color w:val="1A1A1A"/>
-                <w:sz w:val="21"/>
+                <w:sz w:val="22"/>
                 <w:szCs w:val="21"/>
               </w:rPr>
               <w:t xml:space="preserve">how many numbers are in a group</w:t>
@@ -689,7 +693,7 @@
                 <w:rFonts w:ascii="Avenir Next" w:hAnsi="Avenir Next" w:cs="Avenir Next" w:eastAsia="Avenir Next"/>
                 <w:b/>
                 <w:color w:val="1A1A1A"/>
-                <w:sz w:val="21"/>
+                <w:sz w:val="22"/>
                 <w:szCs w:val="21"/>
               </w:rPr>
               <w:t xml:space="preserve">histogram</w:t>
@@ -698,7 +702,7 @@
               <w:rPr>
                 <w:rFonts w:ascii="Avenir Next" w:hAnsi="Avenir Next" w:cs="Avenir Next" w:eastAsia="Avenir Next"/>
                 <w:color w:val="5A5F66"/>
-                <w:sz w:val="21"/>
+                <w:sz w:val="22"/>
                 <w:szCs w:val="21"/>
               </w:rPr>
               <w:t xml:space="preserve"> — </w:t>
@@ -707,7 +711,7 @@
               <w:rPr>
                 <w:rFonts w:ascii="Avenir Next" w:hAnsi="Avenir Next" w:cs="Avenir Next" w:eastAsia="Avenir Next"/>
                 <w:color w:val="1A1A1A"/>
-                <w:sz w:val="21"/>
+                <w:sz w:val="22"/>
                 <w:szCs w:val="21"/>
               </w:rPr>
               <w:t xml:space="preserve">a graph with bars that touch</w:t>
@@ -722,7 +726,7 @@
                 <w:rFonts w:ascii="Avenir Next" w:hAnsi="Avenir Next" w:cs="Avenir Next" w:eastAsia="Avenir Next"/>
                 <w:b/>
                 <w:color w:val="1A1A1A"/>
-                <w:sz w:val="21"/>
+                <w:sz w:val="22"/>
                 <w:szCs w:val="21"/>
               </w:rPr>
               <w:t xml:space="preserve">overlap</w:t>
@@ -731,7 +735,7 @@
               <w:rPr>
                 <w:rFonts w:ascii="Avenir Next" w:hAnsi="Avenir Next" w:cs="Avenir Next" w:eastAsia="Avenir Next"/>
                 <w:color w:val="5A5F66"/>
-                <w:sz w:val="21"/>
+                <w:sz w:val="22"/>
                 <w:szCs w:val="21"/>
               </w:rPr>
               <w:t xml:space="preserve"> — </w:t>
@@ -740,7 +744,7 @@
               <w:rPr>
                 <w:rFonts w:ascii="Avenir Next" w:hAnsi="Avenir Next" w:cs="Avenir Next" w:eastAsia="Avenir Next"/>
                 <w:color w:val="1A1A1A"/>
-                <w:sz w:val="21"/>
+                <w:sz w:val="22"/>
                 <w:szCs w:val="21"/>
               </w:rPr>
               <w:t xml:space="preserve">share the same number</w:t>
@@ -751,6 +755,7 @@
     </w:tbl>
     <w:p>
       <w:pPr>
+        <w:pStyle w:val="Heading2"/>
         <w:keepNext/>
         <w:pBdr>
           <w:bottom w:val="single" w:sz="8" w:space="3" w:color="003A70"/>
@@ -766,7 +771,7 @@
           <w:b/>
           <w:color w:val="003A70"/>
           <w:spacing w:val="14"/>
-          <w:sz w:val="21"/>
+          <w:sz w:val="22"/>
           <w:szCs w:val="21"/>
         </w:rPr>
         <w:t xml:space="preserve">PRACTICE</w:t>
@@ -785,7 +790,7 @@
           <w:rFonts w:ascii="Avenir Next" w:hAnsi="Avenir Next" w:cs="Avenir Next" w:eastAsia="Avenir Next"/>
           <w:i/>
           <w:color w:val="5A5F66"/>
-          <w:sz w:val="17"/>
+          <w:sz w:val="22"/>
           <w:szCs w:val="17"/>
         </w:rPr>
         <w:t xml:space="preserve">show your work · label units</w:t>
@@ -891,25 +896,25 @@
                 <w:rFonts w:ascii="Avenir Next" w:hAnsi="Avenir Next" w:cs="Avenir Next" w:eastAsia="Avenir Next"/>
                 <w:b/>
                 <w:color w:val="003A70"/>
+                <w:sz w:val="22"/>
+                <w:szCs w:val="18"/>
+              </w:rPr>
+              <w:t xml:space="preserve">Step 1</w:t>
+            </w:r>
+            <w:r>
+              <w:rPr>
+                <w:rFonts w:ascii="Avenir Next" w:hAnsi="Avenir Next" w:cs="Avenir Next" w:eastAsia="Avenir Next"/>
+                <w:color w:val="1A1A1A"/>
                 <w:sz w:val="18"/>
                 <w:szCs w:val="18"/>
               </w:rPr>
-              <w:t xml:space="preserve">Step 1</w:t>
-            </w:r>
-            <w:r>
-              <w:rPr>
-                <w:rFonts w:ascii="Avenir Next" w:hAnsi="Avenir Next" w:cs="Avenir Next" w:eastAsia="Avenir Next"/>
-                <w:color w:val="1A1A1A"/>
-                <w:sz w:val="18"/>
-                <w:szCs w:val="18"/>
-              </w:rPr>
               <w:tab/>
             </w:r>
             <w:r>
               <w:rPr>
                 <w:rFonts w:ascii="Avenir Next" w:hAnsi="Avenir Next" w:cs="Avenir Next" w:eastAsia="Avenir Next"/>
                 <w:color w:val="1A1A1A"/>
-                <w:sz w:val="21"/>
+                <w:sz w:val="22"/>
                 <w:szCs w:val="21"/>
               </w:rPr>
               <w:t xml:space="preserve">Find the numbers from 0 to 9. Count them.</w:t>
@@ -929,25 +934,25 @@
                 <w:rFonts w:ascii="Avenir Next" w:hAnsi="Avenir Next" w:cs="Avenir Next" w:eastAsia="Avenir Next"/>
                 <w:b/>
                 <w:color w:val="003A70"/>
+                <w:sz w:val="22"/>
+                <w:szCs w:val="18"/>
+              </w:rPr>
+              <w:t xml:space="preserve">Step 2</w:t>
+            </w:r>
+            <w:r>
+              <w:rPr>
+                <w:rFonts w:ascii="Avenir Next" w:hAnsi="Avenir Next" w:cs="Avenir Next" w:eastAsia="Avenir Next"/>
+                <w:color w:val="1A1A1A"/>
                 <w:sz w:val="18"/>
                 <w:szCs w:val="18"/>
               </w:rPr>
-              <w:t xml:space="preserve">Step 2</w:t>
-            </w:r>
-            <w:r>
-              <w:rPr>
-                <w:rFonts w:ascii="Avenir Next" w:hAnsi="Avenir Next" w:cs="Avenir Next" w:eastAsia="Avenir Next"/>
-                <w:color w:val="1A1A1A"/>
-                <w:sz w:val="18"/>
-                <w:szCs w:val="18"/>
-              </w:rPr>
               <w:tab/>
             </w:r>
             <w:r>
               <w:rPr>
                 <w:rFonts w:ascii="Avenir Next" w:hAnsi="Avenir Next" w:cs="Avenir Next" w:eastAsia="Avenir Next"/>
                 <w:color w:val="1A1A1A"/>
-                <w:sz w:val="21"/>
+                <w:sz w:val="22"/>
                 <w:szCs w:val="21"/>
               </w:rPr>
               <w:t xml:space="preserve">Do the same for 10–19 and 20–29.</w:t>
@@ -967,25 +972,25 @@
                 <w:rFonts w:ascii="Avenir Next" w:hAnsi="Avenir Next" w:cs="Avenir Next" w:eastAsia="Avenir Next"/>
                 <w:b/>
                 <w:color w:val="003A70"/>
+                <w:sz w:val="22"/>
+                <w:szCs w:val="18"/>
+              </w:rPr>
+              <w:t xml:space="preserve">Step 3</w:t>
+            </w:r>
+            <w:r>
+              <w:rPr>
+                <w:rFonts w:ascii="Avenir Next" w:hAnsi="Avenir Next" w:cs="Avenir Next" w:eastAsia="Avenir Next"/>
+                <w:color w:val="1A1A1A"/>
                 <w:sz w:val="18"/>
                 <w:szCs w:val="18"/>
               </w:rPr>
-              <w:t xml:space="preserve">Step 3</w:t>
-            </w:r>
-            <w:r>
-              <w:rPr>
-                <w:rFonts w:ascii="Avenir Next" w:hAnsi="Avenir Next" w:cs="Avenir Next" w:eastAsia="Avenir Next"/>
-                <w:color w:val="1A1A1A"/>
-                <w:sz w:val="18"/>
-                <w:szCs w:val="18"/>
-              </w:rPr>
               <w:tab/>
             </w:r>
             <w:r>
               <w:rPr>
                 <w:rFonts w:ascii="Avenir Next" w:hAnsi="Avenir Next" w:cs="Avenir Next" w:eastAsia="Avenir Next"/>
                 <w:color w:val="1A1A1A"/>
-                <w:sz w:val="21"/>
+                <w:sz w:val="22"/>
                 <w:szCs w:val="21"/>
               </w:rPr>
               <w:t xml:space="preserve">Check: the counts add up to 12.</w:t>
@@ -1039,7 +1044,7 @@
                       <w:rFonts w:ascii="Avenir Next" w:hAnsi="Avenir Next" w:cs="Avenir Next" w:eastAsia="Avenir Next"/>
                       <w:b/>
                       <w:color w:val="1A1A1A"/>
-                      <w:sz w:val="21"/>
+                      <w:sz w:val="22"/>
                       <w:szCs w:val="21"/>
                     </w:rPr>
                     <w:t xml:space="preserve">Points</w:t>
@@ -1062,7 +1067,7 @@
                       <w:rFonts w:ascii="Avenir Next" w:hAnsi="Avenir Next" w:cs="Avenir Next" w:eastAsia="Avenir Next"/>
                       <w:b/>
                       <w:color w:val="1A1A1A"/>
-                      <w:sz w:val="21"/>
+                      <w:sz w:val="22"/>
                       <w:szCs w:val="21"/>
                     </w:rPr>
                     <w:t xml:space="preserve">Tally</w:t>
@@ -1085,7 +1090,7 @@
                       <w:rFonts w:ascii="Avenir Next" w:hAnsi="Avenir Next" w:cs="Avenir Next" w:eastAsia="Avenir Next"/>
                       <w:b/>
                       <w:color w:val="1A1A1A"/>
-                      <w:sz w:val="21"/>
+                      <w:sz w:val="22"/>
                       <w:szCs w:val="21"/>
                     </w:rPr>
                     <w:t xml:space="preserve">Frequency</w:t>
@@ -1114,7 +1119,7 @@
                       <w:rFonts w:ascii="Avenir Next" w:hAnsi="Avenir Next" w:cs="Avenir Next" w:eastAsia="Avenir Next"/>
                       <w:b/>
                       <w:color w:val="1A1A1A"/>
-                      <w:sz w:val="21"/>
+                      <w:sz w:val="22"/>
                       <w:szCs w:val="21"/>
                     </w:rPr>
                     <w:t xml:space="preserve">0–9</w:t>
@@ -1165,7 +1170,7 @@
                       <w:rFonts w:ascii="Avenir Next" w:hAnsi="Avenir Next" w:cs="Avenir Next" w:eastAsia="Avenir Next"/>
                       <w:b/>
                       <w:color w:val="1A1A1A"/>
-                      <w:sz w:val="21"/>
+                      <w:sz w:val="22"/>
                       <w:szCs w:val="21"/>
                     </w:rPr>
                     <w:t xml:space="preserve">10–19</w:t>
@@ -1216,7 +1221,7 @@
                       <w:rFonts w:ascii="Avenir Next" w:hAnsi="Avenir Next" w:cs="Avenir Next" w:eastAsia="Avenir Next"/>
                       <w:b/>
                       <w:color w:val="1A1A1A"/>
-                      <w:sz w:val="21"/>
+                      <w:sz w:val="22"/>
                       <w:szCs w:val="21"/>
                     </w:rPr>
                     <w:t xml:space="preserve">20–29</w:t>
@@ -1384,25 +1389,25 @@
                       <w:rFonts w:ascii="Avenir Next" w:hAnsi="Avenir Next" w:cs="Avenir Next" w:eastAsia="Avenir Next"/>
                       <w:b/>
                       <w:color w:val="003A70"/>
+                      <w:sz w:val="22"/>
+                      <w:szCs w:val="18"/>
+                    </w:rPr>
+                    <w:t xml:space="preserve">Step 1</w:t>
+                  </w:r>
+                  <w:r>
+                    <w:rPr>
+                      <w:rFonts w:ascii="Avenir Next" w:hAnsi="Avenir Next" w:cs="Avenir Next" w:eastAsia="Avenir Next"/>
+                      <w:color w:val="1A1A1A"/>
                       <w:sz w:val="18"/>
                       <w:szCs w:val="18"/>
                     </w:rPr>
-                    <w:t xml:space="preserve">Step 1</w:t>
-                  </w:r>
-                  <w:r>
-                    <w:rPr>
-                      <w:rFonts w:ascii="Avenir Next" w:hAnsi="Avenir Next" w:cs="Avenir Next" w:eastAsia="Avenir Next"/>
-                      <w:color w:val="1A1A1A"/>
-                      <w:sz w:val="18"/>
-                      <w:szCs w:val="18"/>
-                    </w:rPr>
                     <w:tab/>
                   </w:r>
                   <w:r>
                     <w:rPr>
                       <w:rFonts w:ascii="Avenir Next" w:hAnsi="Avenir Next" w:cs="Avenir Next" w:eastAsia="Avenir Next"/>
                       <w:color w:val="1A1A1A"/>
-                      <w:sz w:val="21"/>
+                      <w:sz w:val="22"/>
                       <w:szCs w:val="21"/>
                     </w:rPr>
                     <w:t xml:space="preserve">Use the counts from Problem 1 for the bar heights.</w:t>
@@ -1422,25 +1427,25 @@
                       <w:rFonts w:ascii="Avenir Next" w:hAnsi="Avenir Next" w:cs="Avenir Next" w:eastAsia="Avenir Next"/>
                       <w:b/>
                       <w:color w:val="003A70"/>
+                      <w:sz w:val="22"/>
+                      <w:szCs w:val="18"/>
+                    </w:rPr>
+                    <w:t xml:space="preserve">Step 2</w:t>
+                  </w:r>
+                  <w:r>
+                    <w:rPr>
+                      <w:rFonts w:ascii="Avenir Next" w:hAnsi="Avenir Next" w:cs="Avenir Next" w:eastAsia="Avenir Next"/>
+                      <w:color w:val="1A1A1A"/>
                       <w:sz w:val="18"/>
                       <w:szCs w:val="18"/>
                     </w:rPr>
-                    <w:t xml:space="preserve">Step 2</w:t>
-                  </w:r>
-                  <w:r>
-                    <w:rPr>
-                      <w:rFonts w:ascii="Avenir Next" w:hAnsi="Avenir Next" w:cs="Avenir Next" w:eastAsia="Avenir Next"/>
-                      <w:color w:val="1A1A1A"/>
-                      <w:sz w:val="18"/>
-                      <w:szCs w:val="18"/>
-                    </w:rPr>
                     <w:tab/>
                   </w:r>
                   <w:r>
                     <w:rPr>
                       <w:rFonts w:ascii="Avenir Next" w:hAnsi="Avenir Next" w:cs="Avenir Next" w:eastAsia="Avenir Next"/>
                       <w:color w:val="1A1A1A"/>
-                      <w:sz w:val="21"/>
+                      <w:sz w:val="22"/>
                       <w:szCs w:val="21"/>
                     </w:rPr>
                     <w:t xml:space="preserve">Draw the bars so they touch.</w:t>
@@ -1575,7 +1580,7 @@
                     <w:drawing>
                       <wp:inline distT="0" distB="0" distL="0" distR="0">
                         <wp:extent cx="2377440" cy="1645920"/>
-                        <wp:docPr id="1" name="Figure 1"/>
+                        <wp:docPr id="1" name="Figure 1" descr="Histogram. Horizontal axis: Points Scored; vertical axis: frequency. Bar intervals and frequencies: 0 to 9: 0; 10 to 19: 0; 20 to 29: 0."/>
                         <a:graphic xmlns:a="http://schemas.openxmlformats.org/drawingml/2006/main">
                           <a:graphicData uri="http://schemas.openxmlformats.org/drawingml/2006/picture">
                             <pic:pic xmlns:pic="http://schemas.openxmlformats.org/drawingml/2006/picture">
@@ -2116,25 +2121,25 @@
                 <w:rFonts w:ascii="Avenir Next" w:hAnsi="Avenir Next" w:cs="Avenir Next" w:eastAsia="Avenir Next"/>
                 <w:b/>
                 <w:color w:val="003A70"/>
+                <w:sz w:val="22"/>
+                <w:szCs w:val="18"/>
+              </w:rPr>
+              <w:t xml:space="preserve">Step 1</w:t>
+            </w:r>
+            <w:r>
+              <w:rPr>
+                <w:rFonts w:ascii="Avenir Next" w:hAnsi="Avenir Next" w:cs="Avenir Next" w:eastAsia="Avenir Next"/>
+                <w:color w:val="1A1A1A"/>
                 <w:sz w:val="18"/>
                 <w:szCs w:val="18"/>
               </w:rPr>
-              <w:t xml:space="preserve">Step 1</w:t>
-            </w:r>
-            <w:r>
-              <w:rPr>
-                <w:rFonts w:ascii="Avenir Next" w:hAnsi="Avenir Next" w:cs="Avenir Next" w:eastAsia="Avenir Next"/>
-                <w:color w:val="1A1A1A"/>
-                <w:sz w:val="18"/>
-                <w:szCs w:val="18"/>
-              </w:rPr>
               <w:tab/>
             </w:r>
             <w:r>
               <w:rPr>
                 <w:rFonts w:ascii="Avenir Next" w:hAnsi="Avenir Next" w:cs="Avenir Next" w:eastAsia="Avenir Next"/>
                 <w:color w:val="1A1A1A"/>
-                <w:sz w:val="21"/>
+                <w:sz w:val="22"/>
                 <w:szCs w:val="21"/>
               </w:rPr>
               <w:t xml:space="preserve">Add the three bars you know.</w:t>
@@ -2154,25 +2159,25 @@
                 <w:rFonts w:ascii="Avenir Next" w:hAnsi="Avenir Next" w:cs="Avenir Next" w:eastAsia="Avenir Next"/>
                 <w:b/>
                 <w:color w:val="003A70"/>
+                <w:sz w:val="22"/>
+                <w:szCs w:val="18"/>
+              </w:rPr>
+              <w:t xml:space="preserve">Step 2</w:t>
+            </w:r>
+            <w:r>
+              <w:rPr>
+                <w:rFonts w:ascii="Avenir Next" w:hAnsi="Avenir Next" w:cs="Avenir Next" w:eastAsia="Avenir Next"/>
+                <w:color w:val="1A1A1A"/>
                 <w:sz w:val="18"/>
                 <w:szCs w:val="18"/>
               </w:rPr>
-              <w:t xml:space="preserve">Step 2</w:t>
-            </w:r>
-            <w:r>
-              <w:rPr>
-                <w:rFonts w:ascii="Avenir Next" w:hAnsi="Avenir Next" w:cs="Avenir Next" w:eastAsia="Avenir Next"/>
-                <w:color w:val="1A1A1A"/>
-                <w:sz w:val="18"/>
-                <w:szCs w:val="18"/>
-              </w:rPr>
               <w:tab/>
             </w:r>
             <w:r>
               <w:rPr>
                 <w:rFonts w:ascii="Avenir Next" w:hAnsi="Avenir Next" w:cs="Avenir Next" w:eastAsia="Avenir Next"/>
                 <w:color w:val="1A1A1A"/>
-                <w:sz w:val="21"/>
+                <w:sz w:val="22"/>
                 <w:szCs w:val="21"/>
               </w:rPr>
               <w:t xml:space="preserve">Subtract that sum from 24.</w:t>
@@ -2191,25 +2196,25 @@
                 <w:rFonts w:ascii="Avenir Next" w:hAnsi="Avenir Next" w:cs="Avenir Next" w:eastAsia="Avenir Next"/>
                 <w:b/>
                 <w:color w:val="1A1A1A"/>
+                <w:sz w:val="22"/>
+                <w:szCs w:val="18"/>
+              </w:rPr>
+              <w:t xml:space="preserve">Answer</w:t>
+            </w:r>
+            <w:r>
+              <w:rPr>
+                <w:rFonts w:ascii="Avenir Next" w:hAnsi="Avenir Next" w:cs="Avenir Next" w:eastAsia="Avenir Next"/>
+                <w:color w:val="1A1A1A"/>
                 <w:sz w:val="18"/>
                 <w:szCs w:val="18"/>
               </w:rPr>
-              <w:t xml:space="preserve">Answer</w:t>
-            </w:r>
-            <w:r>
-              <w:rPr>
-                <w:rFonts w:ascii="Avenir Next" w:hAnsi="Avenir Next" w:cs="Avenir Next" w:eastAsia="Avenir Next"/>
-                <w:color w:val="1A1A1A"/>
-                <w:sz w:val="18"/>
-                <w:szCs w:val="18"/>
-              </w:rPr>
               <w:tab/>
             </w:r>
             <w:r>
               <w:rPr>
                 <w:rFonts w:ascii="Avenir Next" w:hAnsi="Avenir Next" w:cs="Avenir Next" w:eastAsia="Avenir Next"/>
                 <w:color w:val="1A1A1A"/>
-                <w:sz w:val="18"/>
+                <w:sz w:val="22"/>
                 <w:szCs w:val="18"/>
               </w:rPr>
               <w:t xml:space="preserve">  students</w:t>
@@ -2320,7 +2325,7 @@
                 <w:rFonts w:ascii="Avenir Next" w:hAnsi="Avenir Next" w:cs="Avenir Next" w:eastAsia="Avenir Next"/>
                 <w:b/>
                 <w:color w:val="003A70"/>
-                <w:sz w:val="17"/>
+                <w:sz w:val="22"/>
                 <w:szCs w:val="17"/>
               </w:rPr>
               <w:t xml:space="preserve">Frame  </w:t>
@@ -2330,10 +2335,30 @@
                 <w:rFonts w:ascii="Avenir Next" w:hAnsi="Avenir Next" w:cs="Avenir Next" w:eastAsia="Avenir Next"/>
                 <w:i/>
                 <w:color w:val="1A1A1A"/>
+                <w:sz w:val="22"/>
+                <w:szCs w:val="18"/>
+              </w:rPr>
+              <w:t xml:space="preserve">Marcus’s intervals are not </w:t>
+            </w:r>
+            <w:r>
+              <w:rPr>
+                <w:rFonts w:ascii="Avenir Next" w:hAnsi="Avenir Next" w:cs="Avenir Next" w:eastAsia="Avenir Next"/>
+                <w:color w:val="1A1A1A"/>
                 <w:sz w:val="18"/>
                 <w:szCs w:val="18"/>
-              </w:rPr>
-              <w:t xml:space="preserve">Marcus’s intervals are not </w:t>
+                <w:u w:val="single"/>
+              </w:rPr>
+              <w:t xml:space="preserve">      </w:t>
+            </w:r>
+            <w:r>
+              <w:rPr>
+                <w:rFonts w:ascii="Avenir Next" w:hAnsi="Avenir Next" w:cs="Avenir Next" w:eastAsia="Avenir Next"/>
+                <w:i/>
+                <w:color w:val="1A1A1A"/>
+                <w:sz w:val="22"/>
+                <w:szCs w:val="18"/>
+              </w:rPr>
+              <w:t xml:space="preserve">. Better intervals are </w:t>
             </w:r>
             <w:r>
               <w:rPr>
@@ -2350,10 +2375,30 @@
                 <w:rFonts w:ascii="Avenir Next" w:hAnsi="Avenir Next" w:cs="Avenir Next" w:eastAsia="Avenir Next"/>
                 <w:i/>
                 <w:color w:val="1A1A1A"/>
+                <w:sz w:val="22"/>
+                <w:szCs w:val="18"/>
+              </w:rPr>
+              <w:t xml:space="preserve">, </w:t>
+            </w:r>
+            <w:r>
+              <w:rPr>
+                <w:rFonts w:ascii="Avenir Next" w:hAnsi="Avenir Next" w:cs="Avenir Next" w:eastAsia="Avenir Next"/>
+                <w:color w:val="1A1A1A"/>
                 <w:sz w:val="18"/>
                 <w:szCs w:val="18"/>
-              </w:rPr>
-              <w:t xml:space="preserve">. Better intervals are </w:t>
+                <w:u w:val="single"/>
+              </w:rPr>
+              <w:t xml:space="preserve">      </w:t>
+            </w:r>
+            <w:r>
+              <w:rPr>
+                <w:rFonts w:ascii="Avenir Next" w:hAnsi="Avenir Next" w:cs="Avenir Next" w:eastAsia="Avenir Next"/>
+                <w:i/>
+                <w:color w:val="1A1A1A"/>
+                <w:sz w:val="22"/>
+                <w:szCs w:val="18"/>
+              </w:rPr>
+              <w:t xml:space="preserve"> and </w:t>
             </w:r>
             <w:r>
               <w:rPr>
@@ -2370,47 +2415,7 @@
                 <w:rFonts w:ascii="Avenir Next" w:hAnsi="Avenir Next" w:cs="Avenir Next" w:eastAsia="Avenir Next"/>
                 <w:i/>
                 <w:color w:val="1A1A1A"/>
-                <w:sz w:val="18"/>
-                <w:szCs w:val="18"/>
-              </w:rPr>
-              <w:t xml:space="preserve">, </w:t>
-            </w:r>
-            <w:r>
-              <w:rPr>
-                <w:rFonts w:ascii="Avenir Next" w:hAnsi="Avenir Next" w:cs="Avenir Next" w:eastAsia="Avenir Next"/>
-                <w:color w:val="1A1A1A"/>
-                <w:sz w:val="18"/>
-                <w:szCs w:val="18"/>
-                <w:u w:val="single"/>
-              </w:rPr>
-              <w:t xml:space="preserve">      </w:t>
-            </w:r>
-            <w:r>
-              <w:rPr>
-                <w:rFonts w:ascii="Avenir Next" w:hAnsi="Avenir Next" w:cs="Avenir Next" w:eastAsia="Avenir Next"/>
-                <w:i/>
-                <w:color w:val="1A1A1A"/>
-                <w:sz w:val="18"/>
-                <w:szCs w:val="18"/>
-              </w:rPr>
-              <w:t xml:space="preserve"> and </w:t>
-            </w:r>
-            <w:r>
-              <w:rPr>
-                <w:rFonts w:ascii="Avenir Next" w:hAnsi="Avenir Next" w:cs="Avenir Next" w:eastAsia="Avenir Next"/>
-                <w:color w:val="1A1A1A"/>
-                <w:sz w:val="18"/>
-                <w:szCs w:val="18"/>
-                <w:u w:val="single"/>
-              </w:rPr>
-              <w:t xml:space="preserve">      </w:t>
-            </w:r>
-            <w:r>
-              <w:rPr>
-                <w:rFonts w:ascii="Avenir Next" w:hAnsi="Avenir Next" w:cs="Avenir Next" w:eastAsia="Avenir Next"/>
-                <w:i/>
-                <w:color w:val="1A1A1A"/>
-                <w:sz w:val="18"/>
+                <w:sz w:val="22"/>
                 <w:szCs w:val="18"/>
               </w:rPr>
               <w:t xml:space="preserve">.</w:t>
@@ -2539,6 +2544,7 @@
           </w:tcPr>
           <w:p>
             <w:pPr>
+              <w:pStyle w:val="Heading2"/>
               <w:spacing w:before="0" w:after="0" w:line="240" w:lineRule="auto"/>
             </w:pPr>
             <w:r>
@@ -2576,7 +2582,7 @@
               <w:rPr>
                 <w:rFonts w:ascii="Avenir Next" w:hAnsi="Avenir Next" w:cs="Avenir Next" w:eastAsia="Avenir Next"/>
                 <w:color w:val="1A1A1A"/>
-                <w:sz w:val="17"/>
+                <w:sz w:val="22"/>
                 <w:szCs w:val="17"/>
               </w:rPr>
               <w:t xml:space="preserve">  I can do this on my own</w:t>
@@ -2605,7 +2611,7 @@
               <w:rPr>
                 <w:rFonts w:ascii="Avenir Next" w:hAnsi="Avenir Next" w:cs="Avenir Next" w:eastAsia="Avenir Next"/>
                 <w:color w:val="1A1A1A"/>
-                <w:sz w:val="17"/>
+                <w:sz w:val="22"/>
                 <w:szCs w:val="17"/>
               </w:rPr>
               <w:t xml:space="preserve">  I need a little help</w:t>
@@ -2634,7 +2640,7 @@
               <w:rPr>
                 <w:rFonts w:ascii="Avenir Next" w:hAnsi="Avenir Next" w:cs="Avenir Next" w:eastAsia="Avenir Next"/>
                 <w:color w:val="1A1A1A"/>
-                <w:sz w:val="17"/>
+                <w:sz w:val="22"/>
                 <w:szCs w:val="17"/>
               </w:rPr>
               <w:t xml:space="preserve">  I have a question about #</w:t>
@@ -2672,7 +2678,7 @@
         <w:rPr>
           <w:rFonts w:ascii="Avenir Next" w:hAnsi="Avenir Next" w:cs="Avenir Next" w:eastAsia="Avenir Next"/>
           <w:color w:val="5A5F66"/>
-          <w:sz w:val="17"/>
+          <w:sz w:val="22"/>
           <w:szCs w:val="17"/>
         </w:rPr>
         <w:t xml:space="preserve">Ask family members how many minutes they read today. Group the answers in intervals of 10.</w:t>
@@ -2755,14 +2761,15 @@
           <w:caps/>
           <w:color w:val="003A70"/>
           <w:spacing w:val="12"/>
-          <w:sz w:val="21"/>
+          <w:sz w:val="22"/>
           <w:szCs w:val="21"/>
         </w:rPr>
-        <w:t xml:space="preserve">Lesson 2-2  ·  Homework Packet  ·  Level 1  ·  Sheet 2 of 2</w:t>
+        <w:t xml:space="preserve">Lesson 2-2  ·  Homework Packet  ·  Supported  ·  Session 2 · pages 3–4</w:t>
       </w:r>
     </w:p>
     <w:p>
       <w:pPr>
+        <w:pStyle w:val="Heading1"/>
         <w:keepNext/>
         <w:spacing w:before="0" w:after="10" w:line="240" w:lineRule="auto"/>
       </w:pPr>
@@ -2788,7 +2795,7 @@
         <w:rPr>
           <w:rFonts w:ascii="Avenir Next" w:hAnsi="Avenir Next" w:cs="Avenir Next" w:eastAsia="Avenir Next"/>
           <w:color w:val="5A5F66"/>
-          <w:sz w:val="17"/>
+          <w:sz w:val="22"/>
           <w:szCs w:val="17"/>
         </w:rPr>
         <w:t xml:space="preserve">Maryland Standard 6.SP.B.4   ·   Learning target — I can describe the shape of a histogram using its peak, spread, and balance.</w:t>
@@ -2835,6 +2842,7 @@
           </w:tcPr>
           <w:p>
             <w:pPr>
+              <w:pStyle w:val="Heading2"/>
               <w:spacing w:before="0" w:after="40" w:line="264" w:lineRule="auto"/>
             </w:pPr>
             <w:r>
@@ -2862,18 +2870,18 @@
                 <w:rFonts w:ascii="Avenir Next" w:hAnsi="Avenir Next" w:cs="Avenir Next" w:eastAsia="Avenir Next"/>
                 <w:b/>
                 <w:color w:val="003A70"/>
+                <w:sz w:val="22"/>
+                <w:szCs w:val="18"/>
+              </w:rPr>
+              <w:t xml:space="preserve">•</w:t>
+            </w:r>
+            <w:r>
+              <w:rPr>
+                <w:rFonts w:ascii="Avenir Next" w:hAnsi="Avenir Next" w:cs="Avenir Next" w:eastAsia="Avenir Next"/>
+                <w:color w:val="1A1A1A"/>
                 <w:sz w:val="18"/>
                 <w:szCs w:val="18"/>
               </w:rPr>
-              <w:t xml:space="preserve">•</w:t>
-            </w:r>
-            <w:r>
-              <w:rPr>
-                <w:rFonts w:ascii="Avenir Next" w:hAnsi="Avenir Next" w:cs="Avenir Next" w:eastAsia="Avenir Next"/>
-                <w:color w:val="1A1A1A"/>
-                <w:sz w:val="18"/>
-                <w:szCs w:val="18"/>
-              </w:rPr>
               <w:tab/>
             </w:r>
             <w:r>
@@ -2881,7 +2889,7 @@
                 <w:rFonts w:ascii="Avenir Next" w:hAnsi="Avenir Next" w:cs="Avenir Next" w:eastAsia="Avenir Next"/>
                 <w:b/>
                 <w:color w:val="1A1A1A"/>
-                <w:sz w:val="18"/>
+                <w:sz w:val="22"/>
                 <w:szCs w:val="18"/>
               </w:rPr>
               <w:t xml:space="preserve">Peak</w:t>
@@ -2890,7 +2898,7 @@
               <w:rPr>
                 <w:rFonts w:ascii="Avenir Next" w:hAnsi="Avenir Next" w:cs="Avenir Next" w:eastAsia="Avenir Next"/>
                 <w:color w:val="1A1A1A"/>
-                <w:sz w:val="18"/>
+                <w:sz w:val="22"/>
                 <w:szCs w:val="18"/>
               </w:rPr>
               <w:t xml:space="preserve">: the tallest bar. </w:t>
@@ -2900,7 +2908,7 @@
                 <w:rFonts w:ascii="Avenir Next" w:hAnsi="Avenir Next" w:cs="Avenir Next" w:eastAsia="Avenir Next"/>
                 <w:b/>
                 <w:color w:val="1A1A1A"/>
-                <w:sz w:val="18"/>
+                <w:sz w:val="22"/>
                 <w:szCs w:val="18"/>
               </w:rPr>
               <w:t xml:space="preserve">Symmetric</w:t>
@@ -2909,7 +2917,7 @@
               <w:rPr>
                 <w:rFonts w:ascii="Avenir Next" w:hAnsi="Avenir Next" w:cs="Avenir Next" w:eastAsia="Avenir Next"/>
                 <w:color w:val="1A1A1A"/>
-                <w:sz w:val="18"/>
+                <w:sz w:val="22"/>
                 <w:szCs w:val="18"/>
               </w:rPr>
               <w:t xml:space="preserve">: sides match.</w:t>
@@ -2928,18 +2936,18 @@
                 <w:rFonts w:ascii="Avenir Next" w:hAnsi="Avenir Next" w:cs="Avenir Next" w:eastAsia="Avenir Next"/>
                 <w:b/>
                 <w:color w:val="003A70"/>
+                <w:sz w:val="22"/>
+                <w:szCs w:val="18"/>
+              </w:rPr>
+              <w:t xml:space="preserve">•</w:t>
+            </w:r>
+            <w:r>
+              <w:rPr>
+                <w:rFonts w:ascii="Avenir Next" w:hAnsi="Avenir Next" w:cs="Avenir Next" w:eastAsia="Avenir Next"/>
+                <w:color w:val="1A1A1A"/>
                 <w:sz w:val="18"/>
                 <w:szCs w:val="18"/>
               </w:rPr>
-              <w:t xml:space="preserve">•</w:t>
-            </w:r>
-            <w:r>
-              <w:rPr>
-                <w:rFonts w:ascii="Avenir Next" w:hAnsi="Avenir Next" w:cs="Avenir Next" w:eastAsia="Avenir Next"/>
-                <w:color w:val="1A1A1A"/>
-                <w:sz w:val="18"/>
-                <w:szCs w:val="18"/>
-              </w:rPr>
               <w:tab/>
             </w:r>
             <w:r>
@@ -2947,7 +2955,7 @@
                 <w:rFonts w:ascii="Avenir Next" w:hAnsi="Avenir Next" w:cs="Avenir Next" w:eastAsia="Avenir Next"/>
                 <w:b/>
                 <w:color w:val="1A1A1A"/>
-                <w:sz w:val="18"/>
+                <w:sz w:val="22"/>
                 <w:szCs w:val="18"/>
               </w:rPr>
               <w:t xml:space="preserve">Skewed right</w:t>
@@ -2956,7 +2964,7 @@
               <w:rPr>
                 <w:rFonts w:ascii="Avenir Next" w:hAnsi="Avenir Next" w:cs="Avenir Next" w:eastAsia="Avenir Next"/>
                 <w:color w:val="1A1A1A"/>
-                <w:sz w:val="18"/>
+                <w:sz w:val="22"/>
                 <w:szCs w:val="18"/>
               </w:rPr>
               <w:t xml:space="preserve">: the tail stretches right. </w:t>
@@ -2966,7 +2974,7 @@
                 <w:rFonts w:ascii="Avenir Next" w:hAnsi="Avenir Next" w:cs="Avenir Next" w:eastAsia="Avenir Next"/>
                 <w:b/>
                 <w:color w:val="1A1A1A"/>
-                <w:sz w:val="18"/>
+                <w:sz w:val="22"/>
                 <w:szCs w:val="18"/>
               </w:rPr>
               <w:t xml:space="preserve">Skewed left</w:t>
@@ -2975,7 +2983,7 @@
               <w:rPr>
                 <w:rFonts w:ascii="Avenir Next" w:hAnsi="Avenir Next" w:cs="Avenir Next" w:eastAsia="Avenir Next"/>
                 <w:color w:val="1A1A1A"/>
-                <w:sz w:val="18"/>
+                <w:sz w:val="22"/>
                 <w:szCs w:val="18"/>
               </w:rPr>
               <w:t xml:space="preserve">: the tail stretches left.</w:t>
@@ -2994,25 +3002,25 @@
                 <w:rFonts w:ascii="Avenir Next" w:hAnsi="Avenir Next" w:cs="Avenir Next" w:eastAsia="Avenir Next"/>
                 <w:b/>
                 <w:color w:val="003A70"/>
+                <w:sz w:val="22"/>
+                <w:szCs w:val="18"/>
+              </w:rPr>
+              <w:t xml:space="preserve">•</w:t>
+            </w:r>
+            <w:r>
+              <w:rPr>
+                <w:rFonts w:ascii="Avenir Next" w:hAnsi="Avenir Next" w:cs="Avenir Next" w:eastAsia="Avenir Next"/>
+                <w:color w:val="1A1A1A"/>
                 <w:sz w:val="18"/>
                 <w:szCs w:val="18"/>
               </w:rPr>
-              <w:t xml:space="preserve">•</w:t>
-            </w:r>
-            <w:r>
-              <w:rPr>
-                <w:rFonts w:ascii="Avenir Next" w:hAnsi="Avenir Next" w:cs="Avenir Next" w:eastAsia="Avenir Next"/>
-                <w:color w:val="1A1A1A"/>
-                <w:sz w:val="18"/>
-                <w:szCs w:val="18"/>
-              </w:rPr>
               <w:tab/>
             </w:r>
             <w:r>
               <w:rPr>
                 <w:rFonts w:ascii="Avenir Next" w:hAnsi="Avenir Next" w:cs="Avenir Next" w:eastAsia="Avenir Next"/>
                 <w:color w:val="1A1A1A"/>
-                <w:sz w:val="18"/>
+                <w:sz w:val="22"/>
                 <w:szCs w:val="18"/>
               </w:rPr>
               <w:t xml:space="preserve">A histogram shows counts, not exact values.</w:t>
@@ -3027,6 +3035,7 @@
           </w:tcPr>
           <w:p>
             <w:pPr>
+              <w:pStyle w:val="Heading2"/>
               <w:spacing w:before="0" w:after="40" w:line="264" w:lineRule="auto"/>
             </w:pPr>
             <w:r>
@@ -3049,7 +3058,7 @@
               <w:rPr>
                 <w:rFonts w:ascii="Avenir Next" w:hAnsi="Avenir Next" w:cs="Avenir Next" w:eastAsia="Avenir Next"/>
                 <w:color w:val="1A1A1A"/>
-                <w:sz w:val="17"/>
+                <w:sz w:val="22"/>
                 <w:szCs w:val="17"/>
               </w:rPr>
               <w:t xml:space="preserve">Bars of height 2, 7, 4, 2, 1 over 0–9, 10–19, 20–29, 30–39, 40–49. Shape?</w:t>
@@ -3068,25 +3077,25 @@
                 <w:rFonts w:ascii="Avenir Next" w:hAnsi="Avenir Next" w:cs="Avenir Next" w:eastAsia="Avenir Next"/>
                 <w:b/>
                 <w:color w:val="003A70"/>
+                <w:sz w:val="22"/>
+                <w:szCs w:val="17"/>
+              </w:rPr>
+              <w:t xml:space="preserve">Step 1</w:t>
+            </w:r>
+            <w:r>
+              <w:rPr>
+                <w:rFonts w:ascii="Avenir Next" w:hAnsi="Avenir Next" w:cs="Avenir Next" w:eastAsia="Avenir Next"/>
+                <w:color w:val="1A1A1A"/>
                 <w:sz w:val="17"/>
                 <w:szCs w:val="17"/>
               </w:rPr>
-              <w:t xml:space="preserve">Step 1</w:t>
-            </w:r>
-            <w:r>
-              <w:rPr>
-                <w:rFonts w:ascii="Avenir Next" w:hAnsi="Avenir Next" w:cs="Avenir Next" w:eastAsia="Avenir Next"/>
-                <w:color w:val="1A1A1A"/>
-                <w:sz w:val="17"/>
-                <w:szCs w:val="17"/>
-              </w:rPr>
               <w:tab/>
             </w:r>
             <w:r>
               <w:rPr>
                 <w:rFonts w:ascii="Avenir Next" w:hAnsi="Avenir Next" w:cs="Avenir Next" w:eastAsia="Avenir Next"/>
                 <w:color w:val="1A1A1A"/>
-                <w:sz w:val="17"/>
+                <w:sz w:val="22"/>
                 <w:szCs w:val="17"/>
               </w:rPr>
               <w:t xml:space="preserve">The peak is 10–19, near the left.</w:t>
@@ -3105,25 +3114,25 @@
                 <w:rFonts w:ascii="Avenir Next" w:hAnsi="Avenir Next" w:cs="Avenir Next" w:eastAsia="Avenir Next"/>
                 <w:b/>
                 <w:color w:val="003A70"/>
+                <w:sz w:val="22"/>
+                <w:szCs w:val="17"/>
+              </w:rPr>
+              <w:t xml:space="preserve">Step 2</w:t>
+            </w:r>
+            <w:r>
+              <w:rPr>
+                <w:rFonts w:ascii="Avenir Next" w:hAnsi="Avenir Next" w:cs="Avenir Next" w:eastAsia="Avenir Next"/>
+                <w:color w:val="1A1A1A"/>
                 <w:sz w:val="17"/>
                 <w:szCs w:val="17"/>
               </w:rPr>
-              <w:t xml:space="preserve">Step 2</w:t>
-            </w:r>
-            <w:r>
-              <w:rPr>
-                <w:rFonts w:ascii="Avenir Next" w:hAnsi="Avenir Next" w:cs="Avenir Next" w:eastAsia="Avenir Next"/>
-                <w:color w:val="1A1A1A"/>
-                <w:sz w:val="17"/>
-                <w:szCs w:val="17"/>
-              </w:rPr>
               <w:tab/>
             </w:r>
             <w:r>
               <w:rPr>
                 <w:rFonts w:ascii="Avenir Next" w:hAnsi="Avenir Next" w:cs="Avenir Next" w:eastAsia="Avenir Next"/>
                 <w:color w:val="1A1A1A"/>
-                <w:sz w:val="17"/>
+                <w:sz w:val="22"/>
                 <w:szCs w:val="17"/>
               </w:rPr>
               <w:t xml:space="preserve">The bars shrink to the right: a tail on the right.</w:t>
@@ -3142,18 +3151,18 @@
                 <w:rFonts w:ascii="Avenir Next" w:hAnsi="Avenir Next" w:cs="Avenir Next" w:eastAsia="Avenir Next"/>
                 <w:b/>
                 <w:color w:val="1A1A1A"/>
+                <w:sz w:val="22"/>
+                <w:szCs w:val="17"/>
+              </w:rPr>
+              <w:t xml:space="preserve">Answer</w:t>
+            </w:r>
+            <w:r>
+              <w:rPr>
+                <w:rFonts w:ascii="Avenir Next" w:hAnsi="Avenir Next" w:cs="Avenir Next" w:eastAsia="Avenir Next"/>
+                <w:color w:val="1A1A1A"/>
                 <w:sz w:val="17"/>
                 <w:szCs w:val="17"/>
               </w:rPr>
-              <w:t xml:space="preserve">Answer</w:t>
-            </w:r>
-            <w:r>
-              <w:rPr>
-                <w:rFonts w:ascii="Avenir Next" w:hAnsi="Avenir Next" w:cs="Avenir Next" w:eastAsia="Avenir Next"/>
-                <w:color w:val="1A1A1A"/>
-                <w:sz w:val="17"/>
-                <w:szCs w:val="17"/>
-              </w:rPr>
               <w:tab/>
             </w:r>
             <w:r>
@@ -3161,7 +3170,7 @@
                 <w:rFonts w:ascii="Avenir Next" w:hAnsi="Avenir Next" w:cs="Avenir Next" w:eastAsia="Avenir Next"/>
                 <w:b/>
                 <w:color w:val="1A1A1A"/>
-                <w:sz w:val="17"/>
+                <w:sz w:val="22"/>
                 <w:szCs w:val="17"/>
               </w:rPr>
               <w:t xml:space="preserve">Skewed right</w:t>
@@ -3211,6 +3220,7 @@
           </w:tcPr>
           <w:p>
             <w:pPr>
+              <w:pStyle w:val="Heading2"/>
               <w:spacing w:before="0" w:after="40" w:line="264" w:lineRule="auto"/>
             </w:pPr>
             <w:r>
@@ -3234,7 +3244,7 @@
                 <w:rFonts w:ascii="Avenir Next" w:hAnsi="Avenir Next" w:cs="Avenir Next" w:eastAsia="Avenir Next"/>
                 <w:b/>
                 <w:color w:val="1A1A1A"/>
-                <w:sz w:val="21"/>
+                <w:sz w:val="22"/>
                 <w:szCs w:val="21"/>
               </w:rPr>
               <w:t xml:space="preserve">peak</w:t>
@@ -3243,7 +3253,7 @@
               <w:rPr>
                 <w:rFonts w:ascii="Avenir Next" w:hAnsi="Avenir Next" w:cs="Avenir Next" w:eastAsia="Avenir Next"/>
                 <w:color w:val="5A5F66"/>
-                <w:sz w:val="21"/>
+                <w:sz w:val="22"/>
                 <w:szCs w:val="21"/>
               </w:rPr>
               <w:t xml:space="preserve"> — </w:t>
@@ -3252,7 +3262,7 @@
               <w:rPr>
                 <w:rFonts w:ascii="Avenir Next" w:hAnsi="Avenir Next" w:cs="Avenir Next" w:eastAsia="Avenir Next"/>
                 <w:color w:val="1A1A1A"/>
-                <w:sz w:val="21"/>
+                <w:sz w:val="22"/>
                 <w:szCs w:val="21"/>
               </w:rPr>
               <w:t xml:space="preserve">the tallest bar</w:t>
@@ -3267,7 +3277,7 @@
                 <w:rFonts w:ascii="Avenir Next" w:hAnsi="Avenir Next" w:cs="Avenir Next" w:eastAsia="Avenir Next"/>
                 <w:b/>
                 <w:color w:val="1A1A1A"/>
-                <w:sz w:val="21"/>
+                <w:sz w:val="22"/>
                 <w:szCs w:val="21"/>
               </w:rPr>
               <w:t xml:space="preserve">symmetric</w:t>
@@ -3276,7 +3286,7 @@
               <w:rPr>
                 <w:rFonts w:ascii="Avenir Next" w:hAnsi="Avenir Next" w:cs="Avenir Next" w:eastAsia="Avenir Next"/>
                 <w:color w:val="5A5F66"/>
-                <w:sz w:val="21"/>
+                <w:sz w:val="22"/>
                 <w:szCs w:val="21"/>
               </w:rPr>
               <w:t xml:space="preserve"> — </w:t>
@@ -3285,7 +3295,7 @@
               <w:rPr>
                 <w:rFonts w:ascii="Avenir Next" w:hAnsi="Avenir Next" w:cs="Avenir Next" w:eastAsia="Avenir Next"/>
                 <w:color w:val="1A1A1A"/>
-                <w:sz w:val="21"/>
+                <w:sz w:val="22"/>
                 <w:szCs w:val="21"/>
               </w:rPr>
               <w:t xml:space="preserve">both sides match</w:t>
@@ -3311,7 +3321,7 @@
                 <w:rFonts w:ascii="Avenir Next" w:hAnsi="Avenir Next" w:cs="Avenir Next" w:eastAsia="Avenir Next"/>
                 <w:b/>
                 <w:color w:val="1A1A1A"/>
-                <w:sz w:val="21"/>
+                <w:sz w:val="22"/>
                 <w:szCs w:val="21"/>
               </w:rPr>
               <w:t xml:space="preserve">skewed right</w:t>
@@ -3320,7 +3330,7 @@
               <w:rPr>
                 <w:rFonts w:ascii="Avenir Next" w:hAnsi="Avenir Next" w:cs="Avenir Next" w:eastAsia="Avenir Next"/>
                 <w:color w:val="5A5F66"/>
-                <w:sz w:val="21"/>
+                <w:sz w:val="22"/>
                 <w:szCs w:val="21"/>
               </w:rPr>
               <w:t xml:space="preserve"> — </w:t>
@@ -3329,7 +3339,7 @@
               <w:rPr>
                 <w:rFonts w:ascii="Avenir Next" w:hAnsi="Avenir Next" w:cs="Avenir Next" w:eastAsia="Avenir Next"/>
                 <w:color w:val="1A1A1A"/>
-                <w:sz w:val="21"/>
+                <w:sz w:val="22"/>
                 <w:szCs w:val="21"/>
               </w:rPr>
               <w:t xml:space="preserve">long tail on the right</w:t>
@@ -3344,7 +3354,7 @@
                 <w:rFonts w:ascii="Avenir Next" w:hAnsi="Avenir Next" w:cs="Avenir Next" w:eastAsia="Avenir Next"/>
                 <w:b/>
                 <w:color w:val="1A1A1A"/>
-                <w:sz w:val="21"/>
+                <w:sz w:val="22"/>
                 <w:szCs w:val="21"/>
               </w:rPr>
               <w:t xml:space="preserve">skewed left</w:t>
@@ -3353,7 +3363,7 @@
               <w:rPr>
                 <w:rFonts w:ascii="Avenir Next" w:hAnsi="Avenir Next" w:cs="Avenir Next" w:eastAsia="Avenir Next"/>
                 <w:color w:val="5A5F66"/>
-                <w:sz w:val="21"/>
+                <w:sz w:val="22"/>
                 <w:szCs w:val="21"/>
               </w:rPr>
               <w:t xml:space="preserve"> — </w:t>
@@ -3362,7 +3372,7 @@
               <w:rPr>
                 <w:rFonts w:ascii="Avenir Next" w:hAnsi="Avenir Next" w:cs="Avenir Next" w:eastAsia="Avenir Next"/>
                 <w:color w:val="1A1A1A"/>
-                <w:sz w:val="21"/>
+                <w:sz w:val="22"/>
                 <w:szCs w:val="21"/>
               </w:rPr>
               <w:t xml:space="preserve">long tail on the left</w:t>
@@ -3373,6 +3383,7 @@
     </w:tbl>
     <w:p>
       <w:pPr>
+        <w:pStyle w:val="Heading2"/>
         <w:keepNext/>
         <w:pBdr>
           <w:bottom w:val="single" w:sz="8" w:space="3" w:color="003A70"/>
@@ -3388,7 +3399,7 @@
           <w:b/>
           <w:color w:val="003A70"/>
           <w:spacing w:val="14"/>
-          <w:sz w:val="21"/>
+          <w:sz w:val="22"/>
           <w:szCs w:val="21"/>
         </w:rPr>
         <w:t xml:space="preserve">PRACTICE</w:t>
@@ -3407,7 +3418,7 @@
           <w:rFonts w:ascii="Avenir Next" w:hAnsi="Avenir Next" w:cs="Avenir Next" w:eastAsia="Avenir Next"/>
           <w:i/>
           <w:color w:val="5A5F66"/>
-          <w:sz w:val="17"/>
+          <w:sz w:val="22"/>
           <w:szCs w:val="17"/>
         </w:rPr>
         <w:t xml:space="preserve">show your work · label units</w:t>
@@ -3547,25 +3558,25 @@
                       <w:rFonts w:ascii="Avenir Next" w:hAnsi="Avenir Next" w:cs="Avenir Next" w:eastAsia="Avenir Next"/>
                       <w:b/>
                       <w:color w:val="003A70"/>
+                      <w:sz w:val="22"/>
+                      <w:szCs w:val="18"/>
+                    </w:rPr>
+                    <w:t xml:space="preserve">Step 1</w:t>
+                  </w:r>
+                  <w:r>
+                    <w:rPr>
+                      <w:rFonts w:ascii="Avenir Next" w:hAnsi="Avenir Next" w:cs="Avenir Next" w:eastAsia="Avenir Next"/>
+                      <w:color w:val="1A1A1A"/>
                       <w:sz w:val="18"/>
                       <w:szCs w:val="18"/>
                     </w:rPr>
-                    <w:t xml:space="preserve">Step 1</w:t>
-                  </w:r>
-                  <w:r>
-                    <w:rPr>
-                      <w:rFonts w:ascii="Avenir Next" w:hAnsi="Avenir Next" w:cs="Avenir Next" w:eastAsia="Avenir Next"/>
-                      <w:color w:val="1A1A1A"/>
-                      <w:sz w:val="18"/>
-                      <w:szCs w:val="18"/>
-                    </w:rPr>
                     <w:tab/>
                   </w:r>
                   <w:r>
                     <w:rPr>
                       <w:rFonts w:ascii="Avenir Next" w:hAnsi="Avenir Next" w:cs="Avenir Next" w:eastAsia="Avenir Next"/>
                       <w:color w:val="1A1A1A"/>
-                      <w:sz w:val="21"/>
+                      <w:sz w:val="22"/>
                       <w:szCs w:val="21"/>
                     </w:rPr>
                     <w:t xml:space="preserve">Add all the bar heights for a.</w:t>
@@ -3585,25 +3596,25 @@
                       <w:rFonts w:ascii="Avenir Next" w:hAnsi="Avenir Next" w:cs="Avenir Next" w:eastAsia="Avenir Next"/>
                       <w:b/>
                       <w:color w:val="003A70"/>
+                      <w:sz w:val="22"/>
+                      <w:szCs w:val="18"/>
+                    </w:rPr>
+                    <w:t xml:space="preserve">Step 2</w:t>
+                  </w:r>
+                  <w:r>
+                    <w:rPr>
+                      <w:rFonts w:ascii="Avenir Next" w:hAnsi="Avenir Next" w:cs="Avenir Next" w:eastAsia="Avenir Next"/>
+                      <w:color w:val="1A1A1A"/>
                       <w:sz w:val="18"/>
                       <w:szCs w:val="18"/>
                     </w:rPr>
-                    <w:t xml:space="preserve">Step 2</w:t>
-                  </w:r>
-                  <w:r>
-                    <w:rPr>
-                      <w:rFonts w:ascii="Avenir Next" w:hAnsi="Avenir Next" w:cs="Avenir Next" w:eastAsia="Avenir Next"/>
-                      <w:color w:val="1A1A1A"/>
-                      <w:sz w:val="18"/>
-                      <w:szCs w:val="18"/>
-                    </w:rPr>
                     <w:tab/>
                   </w:r>
                   <w:r>
                     <w:rPr>
                       <w:rFonts w:ascii="Avenir Next" w:hAnsi="Avenir Next" w:cs="Avenir Next" w:eastAsia="Avenir Next"/>
                       <w:color w:val="1A1A1A"/>
-                      <w:sz w:val="21"/>
+                      <w:sz w:val="22"/>
                       <w:szCs w:val="21"/>
                     </w:rPr>
                     <w:t xml:space="preserve">The tallest bar is the peak.</w:t>
@@ -3623,25 +3634,25 @@
                       <w:rFonts w:ascii="Avenir Next" w:hAnsi="Avenir Next" w:cs="Avenir Next" w:eastAsia="Avenir Next"/>
                       <w:b/>
                       <w:color w:val="003A70"/>
+                      <w:sz w:val="22"/>
+                      <w:szCs w:val="18"/>
+                    </w:rPr>
+                    <w:t xml:space="preserve">Step 3</w:t>
+                  </w:r>
+                  <w:r>
+                    <w:rPr>
+                      <w:rFonts w:ascii="Avenir Next" w:hAnsi="Avenir Next" w:cs="Avenir Next" w:eastAsia="Avenir Next"/>
+                      <w:color w:val="1A1A1A"/>
                       <w:sz w:val="18"/>
                       <w:szCs w:val="18"/>
                     </w:rPr>
-                    <w:t xml:space="preserve">Step 3</w:t>
-                  </w:r>
-                  <w:r>
-                    <w:rPr>
-                      <w:rFonts w:ascii="Avenir Next" w:hAnsi="Avenir Next" w:cs="Avenir Next" w:eastAsia="Avenir Next"/>
-                      <w:color w:val="1A1A1A"/>
-                      <w:sz w:val="18"/>
-                      <w:szCs w:val="18"/>
-                    </w:rPr>
                     <w:tab/>
                   </w:r>
                   <w:r>
                     <w:rPr>
                       <w:rFonts w:ascii="Avenir Next" w:hAnsi="Avenir Next" w:cs="Avenir Next" w:eastAsia="Avenir Next"/>
                       <w:color w:val="1A1A1A"/>
-                      <w:sz w:val="21"/>
+                      <w:sz w:val="22"/>
                       <w:szCs w:val="21"/>
                     </w:rPr>
                     <w:t xml:space="preserve">Look for the long tail to name the shape.</w:t>
@@ -3890,7 +3901,7 @@
                     <w:drawing>
                       <wp:inline distT="0" distB="0" distL="0" distR="0">
                         <wp:extent cx="2560320" cy="1463040"/>
-                        <wp:docPr id="2" name="Figure 2"/>
+                        <wp:docPr id="2" name="Figure 2" descr="Histogram. Horizontal axis: Score; vertical axis: Students. Bar intervals and frequencies: 50 to 59: 1; 60 to 69: 2; 70 to 79: 4; 80 to 89: 8; 90 to 99: 6."/>
                         <a:graphic xmlns:a="http://schemas.openxmlformats.org/drawingml/2006/main">
                           <a:graphicData uri="http://schemas.openxmlformats.org/drawingml/2006/picture">
                             <pic:pic xmlns:pic="http://schemas.openxmlformats.org/drawingml/2006/picture">
@@ -4026,25 +4037,25 @@
                 <w:rFonts w:ascii="Avenir Next" w:hAnsi="Avenir Next" w:cs="Avenir Next" w:eastAsia="Avenir Next"/>
                 <w:b/>
                 <w:color w:val="003A70"/>
+                <w:sz w:val="22"/>
+                <w:szCs w:val="18"/>
+              </w:rPr>
+              <w:t xml:space="preserve">Step 1</w:t>
+            </w:r>
+            <w:r>
+              <w:rPr>
+                <w:rFonts w:ascii="Avenir Next" w:hAnsi="Avenir Next" w:cs="Avenir Next" w:eastAsia="Avenir Next"/>
+                <w:color w:val="1A1A1A"/>
                 <w:sz w:val="18"/>
                 <w:szCs w:val="18"/>
               </w:rPr>
-              <w:t xml:space="preserve">Step 1</w:t>
-            </w:r>
-            <w:r>
-              <w:rPr>
-                <w:rFonts w:ascii="Avenir Next" w:hAnsi="Avenir Next" w:cs="Avenir Next" w:eastAsia="Avenir Next"/>
-                <w:color w:val="1A1A1A"/>
-                <w:sz w:val="18"/>
-                <w:szCs w:val="18"/>
-              </w:rPr>
               <w:tab/>
             </w:r>
             <w:r>
               <w:rPr>
                 <w:rFonts w:ascii="Avenir Next" w:hAnsi="Avenir Next" w:cs="Avenir Next" w:eastAsia="Avenir Next"/>
                 <w:color w:val="1A1A1A"/>
-                <w:sz w:val="21"/>
+                <w:sz w:val="22"/>
                 <w:szCs w:val="21"/>
               </w:rPr>
               <w:t xml:space="preserve">Find the biggest number in each list.</w:t>
@@ -4064,25 +4075,25 @@
                 <w:rFonts w:ascii="Avenir Next" w:hAnsi="Avenir Next" w:cs="Avenir Next" w:eastAsia="Avenir Next"/>
                 <w:b/>
                 <w:color w:val="003A70"/>
+                <w:sz w:val="22"/>
+                <w:szCs w:val="18"/>
+              </w:rPr>
+              <w:t xml:space="preserve">Step 2</w:t>
+            </w:r>
+            <w:r>
+              <w:rPr>
+                <w:rFonts w:ascii="Avenir Next" w:hAnsi="Avenir Next" w:cs="Avenir Next" w:eastAsia="Avenir Next"/>
+                <w:color w:val="1A1A1A"/>
                 <w:sz w:val="18"/>
                 <w:szCs w:val="18"/>
               </w:rPr>
-              <w:t xml:space="preserve">Step 2</w:t>
-            </w:r>
-            <w:r>
-              <w:rPr>
-                <w:rFonts w:ascii="Avenir Next" w:hAnsi="Avenir Next" w:cs="Avenir Next" w:eastAsia="Avenir Next"/>
-                <w:color w:val="1A1A1A"/>
-                <w:sz w:val="18"/>
-                <w:szCs w:val="18"/>
-              </w:rPr>
               <w:tab/>
             </w:r>
             <w:r>
               <w:rPr>
                 <w:rFonts w:ascii="Avenir Next" w:hAnsi="Avenir Next" w:cs="Avenir Next" w:eastAsia="Avenir Next"/>
                 <w:color w:val="1A1A1A"/>
-                <w:sz w:val="21"/>
+                <w:sz w:val="22"/>
                 <w:szCs w:val="21"/>
               </w:rPr>
               <w:t xml:space="preserve">Look at which side has the small numbers: that is the tail.</w:t>
@@ -4887,7 +4898,7 @@
                 <w:rFonts w:ascii="Avenir Next" w:hAnsi="Avenir Next" w:cs="Avenir Next" w:eastAsia="Avenir Next"/>
                 <w:b/>
                 <w:color w:val="1A1A1A"/>
-                <w:sz w:val="18"/>
+                <w:sz w:val="22"/>
                 <w:szCs w:val="18"/>
               </w:rPr>
               <w:t xml:space="preserve">Bar heights</w:t>
@@ -5007,7 +5018,7 @@
                 <w:rFonts w:ascii="Avenir Next" w:hAnsi="Avenir Next" w:cs="Avenir Next" w:eastAsia="Avenir Next"/>
                 <w:b/>
                 <w:color w:val="003A70"/>
-                <w:sz w:val="17"/>
+                <w:sz w:val="22"/>
                 <w:szCs w:val="17"/>
               </w:rPr>
               <w:t xml:space="preserve">Frame  </w:t>
@@ -5017,10 +5028,30 @@
                 <w:rFonts w:ascii="Avenir Next" w:hAnsi="Avenir Next" w:cs="Avenir Next" w:eastAsia="Avenir Next"/>
                 <w:i/>
                 <w:color w:val="1A1A1A"/>
+                <w:sz w:val="22"/>
+                <w:szCs w:val="18"/>
+              </w:rPr>
+              <w:t xml:space="preserve">Ramon is </w:t>
+            </w:r>
+            <w:r>
+              <w:rPr>
+                <w:rFonts w:ascii="Avenir Next" w:hAnsi="Avenir Next" w:cs="Avenir Next" w:eastAsia="Avenir Next"/>
+                <w:color w:val="1A1A1A"/>
                 <w:sz w:val="18"/>
                 <w:szCs w:val="18"/>
-              </w:rPr>
-              <w:t xml:space="preserve">Ramon is </w:t>
+                <w:u w:val="single"/>
+              </w:rPr>
+              <w:t xml:space="preserve">      </w:t>
+            </w:r>
+            <w:r>
+              <w:rPr>
+                <w:rFonts w:ascii="Avenir Next" w:hAnsi="Avenir Next" w:cs="Avenir Next" w:eastAsia="Avenir Next"/>
+                <w:i/>
+                <w:color w:val="1A1A1A"/>
+                <w:sz w:val="22"/>
+                <w:szCs w:val="18"/>
+              </w:rPr>
+              <w:t xml:space="preserve"> because a histogram only shows </w:t>
             </w:r>
             <w:r>
               <w:rPr>
@@ -5037,27 +5068,7 @@
                 <w:rFonts w:ascii="Avenir Next" w:hAnsi="Avenir Next" w:cs="Avenir Next" w:eastAsia="Avenir Next"/>
                 <w:i/>
                 <w:color w:val="1A1A1A"/>
-                <w:sz w:val="18"/>
-                <w:szCs w:val="18"/>
-              </w:rPr>
-              <w:t xml:space="preserve"> because a histogram only shows </w:t>
-            </w:r>
-            <w:r>
-              <w:rPr>
-                <w:rFonts w:ascii="Avenir Next" w:hAnsi="Avenir Next" w:cs="Avenir Next" w:eastAsia="Avenir Next"/>
-                <w:color w:val="1A1A1A"/>
-                <w:sz w:val="18"/>
-                <w:szCs w:val="18"/>
-                <w:u w:val="single"/>
-              </w:rPr>
-              <w:t xml:space="preserve">      </w:t>
-            </w:r>
-            <w:r>
-              <w:rPr>
-                <w:rFonts w:ascii="Avenir Next" w:hAnsi="Avenir Next" w:cs="Avenir Next" w:eastAsia="Avenir Next"/>
-                <w:i/>
-                <w:color w:val="1A1A1A"/>
-                <w:sz w:val="18"/>
+                <w:sz w:val="22"/>
                 <w:szCs w:val="18"/>
               </w:rPr>
               <w:t xml:space="preserve">.</w:t>
@@ -5144,6 +5155,7 @@
     </w:p>
     <w:p>
       <w:pPr>
+        <w:pStyle w:val="Heading2"/>
         <w:keepNext/>
         <w:pBdr>
           <w:bottom w:val="single" w:sz="8" w:space="3" w:color="003A70"/>
@@ -5159,7 +5171,7 @@
           <w:b/>
           <w:color w:val="003A70"/>
           <w:spacing w:val="14"/>
-          <w:sz w:val="21"/>
+          <w:sz w:val="22"/>
           <w:szCs w:val="21"/>
         </w:rPr>
         <w:t xml:space="preserve">TEST PRACTICE</w:t>
@@ -5178,7 +5190,7 @@
           <w:rFonts w:ascii="Avenir Next" w:hAnsi="Avenir Next" w:cs="Avenir Next" w:eastAsia="Avenir Next"/>
           <w:i/>
           <w:color w:val="5A5F66"/>
-          <w:sz w:val="17"/>
+          <w:sz w:val="22"/>
           <w:szCs w:val="17"/>
         </w:rPr>
         <w:t xml:space="preserve">choose the best answer</w:t>
@@ -5310,25 +5322,25 @@
                       <w:rFonts w:ascii="Avenir Next" w:hAnsi="Avenir Next" w:cs="Avenir Next" w:eastAsia="Avenir Next"/>
                       <w:b/>
                       <w:color w:val="003A70"/>
+                      <w:sz w:val="22"/>
+                      <w:szCs w:val="21"/>
+                    </w:rPr>
+                    <w:t xml:space="preserve">A</w:t>
+                  </w:r>
+                  <w:r>
+                    <w:rPr>
+                      <w:rFonts w:ascii="Avenir Next" w:hAnsi="Avenir Next" w:cs="Avenir Next" w:eastAsia="Avenir Next"/>
+                      <w:color w:val="1A1A1A"/>
                       <w:sz w:val="21"/>
                       <w:szCs w:val="21"/>
                     </w:rPr>
-                    <w:t xml:space="preserve">A</w:t>
-                  </w:r>
-                  <w:r>
-                    <w:rPr>
-                      <w:rFonts w:ascii="Avenir Next" w:hAnsi="Avenir Next" w:cs="Avenir Next" w:eastAsia="Avenir Next"/>
-                      <w:color w:val="1A1A1A"/>
-                      <w:sz w:val="21"/>
-                      <w:szCs w:val="21"/>
-                    </w:rPr>
                     <w:tab/>
                   </w:r>
                   <w:r>
                     <w:rPr>
                       <w:rFonts w:ascii="Avenir Next" w:hAnsi="Avenir Next" w:cs="Avenir Next" w:eastAsia="Avenir Next"/>
                       <w:color w:val="1A1A1A"/>
-                      <w:sz w:val="21"/>
+                      <w:sz w:val="22"/>
                       <w:szCs w:val="21"/>
                     </w:rPr>
                     <w:t xml:space="preserve">2, 5, 9, 5, 2</w:t>
@@ -5353,25 +5365,25 @@
                       <w:rFonts w:ascii="Avenir Next" w:hAnsi="Avenir Next" w:cs="Avenir Next" w:eastAsia="Avenir Next"/>
                       <w:b/>
                       <w:color w:val="003A70"/>
+                      <w:sz w:val="22"/>
+                      <w:szCs w:val="21"/>
+                    </w:rPr>
+                    <w:t xml:space="preserve">B</w:t>
+                  </w:r>
+                  <w:r>
+                    <w:rPr>
+                      <w:rFonts w:ascii="Avenir Next" w:hAnsi="Avenir Next" w:cs="Avenir Next" w:eastAsia="Avenir Next"/>
+                      <w:color w:val="1A1A1A"/>
                       <w:sz w:val="21"/>
                       <w:szCs w:val="21"/>
                     </w:rPr>
-                    <w:t xml:space="preserve">B</w:t>
-                  </w:r>
-                  <w:r>
-                    <w:rPr>
-                      <w:rFonts w:ascii="Avenir Next" w:hAnsi="Avenir Next" w:cs="Avenir Next" w:eastAsia="Avenir Next"/>
-                      <w:color w:val="1A1A1A"/>
-                      <w:sz w:val="21"/>
-                      <w:szCs w:val="21"/>
-                    </w:rPr>
                     <w:tab/>
                   </w:r>
                   <w:r>
                     <w:rPr>
                       <w:rFonts w:ascii="Avenir Next" w:hAnsi="Avenir Next" w:cs="Avenir Next" w:eastAsia="Avenir Next"/>
                       <w:color w:val="1A1A1A"/>
-                      <w:sz w:val="21"/>
+                      <w:sz w:val="22"/>
                       <w:szCs w:val="21"/>
                     </w:rPr>
                     <w:t xml:space="preserve">10, 7, 4, 2, 1</w:t>
@@ -5396,25 +5408,25 @@
                       <w:rFonts w:ascii="Avenir Next" w:hAnsi="Avenir Next" w:cs="Avenir Next" w:eastAsia="Avenir Next"/>
                       <w:b/>
                       <w:color w:val="003A70"/>
+                      <w:sz w:val="22"/>
+                      <w:szCs w:val="21"/>
+                    </w:rPr>
+                    <w:t xml:space="preserve">C</w:t>
+                  </w:r>
+                  <w:r>
+                    <w:rPr>
+                      <w:rFonts w:ascii="Avenir Next" w:hAnsi="Avenir Next" w:cs="Avenir Next" w:eastAsia="Avenir Next"/>
+                      <w:color w:val="1A1A1A"/>
                       <w:sz w:val="21"/>
                       <w:szCs w:val="21"/>
                     </w:rPr>
-                    <w:t xml:space="preserve">C</w:t>
-                  </w:r>
-                  <w:r>
-                    <w:rPr>
-                      <w:rFonts w:ascii="Avenir Next" w:hAnsi="Avenir Next" w:cs="Avenir Next" w:eastAsia="Avenir Next"/>
-                      <w:color w:val="1A1A1A"/>
-                      <w:sz w:val="21"/>
-                      <w:szCs w:val="21"/>
-                    </w:rPr>
                     <w:tab/>
                   </w:r>
                   <w:r>
                     <w:rPr>
                       <w:rFonts w:ascii="Avenir Next" w:hAnsi="Avenir Next" w:cs="Avenir Next" w:eastAsia="Avenir Next"/>
                       <w:color w:val="1A1A1A"/>
-                      <w:sz w:val="21"/>
+                      <w:sz w:val="22"/>
                       <w:szCs w:val="21"/>
                     </w:rPr>
                     <w:t xml:space="preserve">1, 2, 4, 7, 10</w:t>
@@ -5439,25 +5451,25 @@
                       <w:rFonts w:ascii="Avenir Next" w:hAnsi="Avenir Next" w:cs="Avenir Next" w:eastAsia="Avenir Next"/>
                       <w:b/>
                       <w:color w:val="003A70"/>
+                      <w:sz w:val="22"/>
+                      <w:szCs w:val="21"/>
+                    </w:rPr>
+                    <w:t xml:space="preserve">D</w:t>
+                  </w:r>
+                  <w:r>
+                    <w:rPr>
+                      <w:rFonts w:ascii="Avenir Next" w:hAnsi="Avenir Next" w:cs="Avenir Next" w:eastAsia="Avenir Next"/>
+                      <w:color w:val="1A1A1A"/>
                       <w:sz w:val="21"/>
                       <w:szCs w:val="21"/>
                     </w:rPr>
-                    <w:t xml:space="preserve">D</w:t>
-                  </w:r>
-                  <w:r>
-                    <w:rPr>
-                      <w:rFonts w:ascii="Avenir Next" w:hAnsi="Avenir Next" w:cs="Avenir Next" w:eastAsia="Avenir Next"/>
-                      <w:color w:val="1A1A1A"/>
-                      <w:sz w:val="21"/>
-                      <w:szCs w:val="21"/>
-                    </w:rPr>
                     <w:tab/>
                   </w:r>
                   <w:r>
                     <w:rPr>
                       <w:rFonts w:ascii="Avenir Next" w:hAnsi="Avenir Next" w:cs="Avenir Next" w:eastAsia="Avenir Next"/>
                       <w:color w:val="1A1A1A"/>
-                      <w:sz w:val="21"/>
+                      <w:sz w:val="22"/>
                       <w:szCs w:val="21"/>
                     </w:rPr>
                     <w:t xml:space="preserve">5, 5, 5, 5, 5</w:t>
@@ -5605,25 +5617,25 @@
                       <w:rFonts w:ascii="Avenir Next" w:hAnsi="Avenir Next" w:cs="Avenir Next" w:eastAsia="Avenir Next"/>
                       <w:b/>
                       <w:color w:val="003A70"/>
+                      <w:sz w:val="22"/>
+                      <w:szCs w:val="21"/>
+                    </w:rPr>
+                    <w:t xml:space="preserve">A</w:t>
+                  </w:r>
+                  <w:r>
+                    <w:rPr>
+                      <w:rFonts w:ascii="Avenir Next" w:hAnsi="Avenir Next" w:cs="Avenir Next" w:eastAsia="Avenir Next"/>
+                      <w:color w:val="1A1A1A"/>
                       <w:sz w:val="21"/>
                       <w:szCs w:val="21"/>
                     </w:rPr>
-                    <w:t xml:space="preserve">A</w:t>
-                  </w:r>
-                  <w:r>
-                    <w:rPr>
-                      <w:rFonts w:ascii="Avenir Next" w:hAnsi="Avenir Next" w:cs="Avenir Next" w:eastAsia="Avenir Next"/>
-                      <w:color w:val="1A1A1A"/>
-                      <w:sz w:val="21"/>
-                      <w:szCs w:val="21"/>
-                    </w:rPr>
                     <w:tab/>
                   </w:r>
                   <w:r>
                     <w:rPr>
                       <w:rFonts w:ascii="Avenir Next" w:hAnsi="Avenir Next" w:cs="Avenir Next" w:eastAsia="Avenir Next"/>
                       <w:color w:val="1A1A1A"/>
-                      <w:sz w:val="21"/>
+                      <w:sz w:val="22"/>
                       <w:szCs w:val="21"/>
                     </w:rPr>
                     <w:t xml:space="preserve">7</w:t>
@@ -5648,25 +5660,25 @@
                       <w:rFonts w:ascii="Avenir Next" w:hAnsi="Avenir Next" w:cs="Avenir Next" w:eastAsia="Avenir Next"/>
                       <w:b/>
                       <w:color w:val="003A70"/>
+                      <w:sz w:val="22"/>
+                      <w:szCs w:val="21"/>
+                    </w:rPr>
+                    <w:t xml:space="preserve">B</w:t>
+                  </w:r>
+                  <w:r>
+                    <w:rPr>
+                      <w:rFonts w:ascii="Avenir Next" w:hAnsi="Avenir Next" w:cs="Avenir Next" w:eastAsia="Avenir Next"/>
+                      <w:color w:val="1A1A1A"/>
                       <w:sz w:val="21"/>
                       <w:szCs w:val="21"/>
                     </w:rPr>
-                    <w:t xml:space="preserve">B</w:t>
-                  </w:r>
-                  <w:r>
-                    <w:rPr>
-                      <w:rFonts w:ascii="Avenir Next" w:hAnsi="Avenir Next" w:cs="Avenir Next" w:eastAsia="Avenir Next"/>
-                      <w:color w:val="1A1A1A"/>
-                      <w:sz w:val="21"/>
-                      <w:szCs w:val="21"/>
-                    </w:rPr>
                     <w:tab/>
                   </w:r>
                   <w:r>
                     <w:rPr>
                       <w:rFonts w:ascii="Avenir Next" w:hAnsi="Avenir Next" w:cs="Avenir Next" w:eastAsia="Avenir Next"/>
                       <w:color w:val="1A1A1A"/>
-                      <w:sz w:val="21"/>
+                      <w:sz w:val="22"/>
                       <w:szCs w:val="21"/>
                     </w:rPr>
                     <w:t xml:space="preserve">11</w:t>
@@ -5691,25 +5703,25 @@
                       <w:rFonts w:ascii="Avenir Next" w:hAnsi="Avenir Next" w:cs="Avenir Next" w:eastAsia="Avenir Next"/>
                       <w:b/>
                       <w:color w:val="003A70"/>
+                      <w:sz w:val="22"/>
+                      <w:szCs w:val="21"/>
+                    </w:rPr>
+                    <w:t xml:space="preserve">C</w:t>
+                  </w:r>
+                  <w:r>
+                    <w:rPr>
+                      <w:rFonts w:ascii="Avenir Next" w:hAnsi="Avenir Next" w:cs="Avenir Next" w:eastAsia="Avenir Next"/>
+                      <w:color w:val="1A1A1A"/>
                       <w:sz w:val="21"/>
                       <w:szCs w:val="21"/>
                     </w:rPr>
-                    <w:t xml:space="preserve">C</w:t>
-                  </w:r>
-                  <w:r>
-                    <w:rPr>
-                      <w:rFonts w:ascii="Avenir Next" w:hAnsi="Avenir Next" w:cs="Avenir Next" w:eastAsia="Avenir Next"/>
-                      <w:color w:val="1A1A1A"/>
-                      <w:sz w:val="21"/>
-                      <w:szCs w:val="21"/>
-                    </w:rPr>
                     <w:tab/>
                   </w:r>
                   <w:r>
                     <w:rPr>
                       <w:rFonts w:ascii="Avenir Next" w:hAnsi="Avenir Next" w:cs="Avenir Next" w:eastAsia="Avenir Next"/>
                       <w:color w:val="1A1A1A"/>
-                      <w:sz w:val="21"/>
+                      <w:sz w:val="22"/>
                       <w:szCs w:val="21"/>
                     </w:rPr>
                     <w:t xml:space="preserve">12</w:t>
@@ -5734,25 +5746,25 @@
                       <w:rFonts w:ascii="Avenir Next" w:hAnsi="Avenir Next" w:cs="Avenir Next" w:eastAsia="Avenir Next"/>
                       <w:b/>
                       <w:color w:val="003A70"/>
+                      <w:sz w:val="22"/>
+                      <w:szCs w:val="21"/>
+                    </w:rPr>
+                    <w:t xml:space="preserve">D</w:t>
+                  </w:r>
+                  <w:r>
+                    <w:rPr>
+                      <w:rFonts w:ascii="Avenir Next" w:hAnsi="Avenir Next" w:cs="Avenir Next" w:eastAsia="Avenir Next"/>
+                      <w:color w:val="1A1A1A"/>
                       <w:sz w:val="21"/>
                       <w:szCs w:val="21"/>
                     </w:rPr>
-                    <w:t xml:space="preserve">D</w:t>
-                  </w:r>
-                  <w:r>
-                    <w:rPr>
-                      <w:rFonts w:ascii="Avenir Next" w:hAnsi="Avenir Next" w:cs="Avenir Next" w:eastAsia="Avenir Next"/>
-                      <w:color w:val="1A1A1A"/>
-                      <w:sz w:val="21"/>
-                      <w:szCs w:val="21"/>
-                    </w:rPr>
                     <w:tab/>
                   </w:r>
                   <w:r>
                     <w:rPr>
                       <w:rFonts w:ascii="Avenir Next" w:hAnsi="Avenir Next" w:cs="Avenir Next" w:eastAsia="Avenir Next"/>
                       <w:color w:val="1A1A1A"/>
-                      <w:sz w:val="21"/>
+                      <w:sz w:val="22"/>
                       <w:szCs w:val="21"/>
                     </w:rPr>
                     <w:t xml:space="preserve">16</w:t>
@@ -5818,6 +5830,7 @@
           </w:tcPr>
           <w:p>
             <w:pPr>
+              <w:pStyle w:val="Heading2"/>
               <w:spacing w:before="0" w:after="0" w:line="240" w:lineRule="auto"/>
             </w:pPr>
             <w:r>
@@ -5855,7 +5868,7 @@
               <w:rPr>
                 <w:rFonts w:ascii="Avenir Next" w:hAnsi="Avenir Next" w:cs="Avenir Next" w:eastAsia="Avenir Next"/>
                 <w:color w:val="1A1A1A"/>
-                <w:sz w:val="17"/>
+                <w:sz w:val="22"/>
                 <w:szCs w:val="17"/>
               </w:rPr>
               <w:t xml:space="preserve">  I can do this on my own</w:t>
@@ -5884,7 +5897,7 @@
               <w:rPr>
                 <w:rFonts w:ascii="Avenir Next" w:hAnsi="Avenir Next" w:cs="Avenir Next" w:eastAsia="Avenir Next"/>
                 <w:color w:val="1A1A1A"/>
-                <w:sz w:val="17"/>
+                <w:sz w:val="22"/>
                 <w:szCs w:val="17"/>
               </w:rPr>
               <w:t xml:space="preserve">  I need a little help</w:t>
@@ -5913,7 +5926,7 @@
               <w:rPr>
                 <w:rFonts w:ascii="Avenir Next" w:hAnsi="Avenir Next" w:cs="Avenir Next" w:eastAsia="Avenir Next"/>
                 <w:color w:val="1A1A1A"/>
-                <w:sz w:val="17"/>
+                <w:sz w:val="22"/>
                 <w:szCs w:val="17"/>
               </w:rPr>
               <w:t xml:space="preserve">  I have a question about #</w:t>
@@ -6020,7 +6033,106 @@
               <w:sz w:val="15"/>
               <w:szCs w:val="15"/>
             </w:rPr>
-            <w:t xml:space="preserve">Lesson 2-2  ·  Homework Packet  ·  Level 1</w:t>
+            <w:t xml:space="preserve">2-2 · Page </w:t>
+          </w:r>
+          <w:r>
+            <w:rPr>
+              <w:rFonts w:ascii="Avenir Next" w:hAnsi="Avenir Next" w:cs="Avenir Next" w:eastAsia="Avenir Next"/>
+              <w:color w:val="5A5F66"/>
+              <w:sz w:val="15"/>
+              <w:szCs w:val="15"/>
+            </w:rPr>
+            <w:fldChar w:fldCharType="begin"/>
+          </w:r>
+          <w:r>
+            <w:rPr>
+              <w:rFonts w:ascii="Avenir Next" w:hAnsi="Avenir Next" w:cs="Avenir Next" w:eastAsia="Avenir Next"/>
+              <w:color w:val="5A5F66"/>
+              <w:sz w:val="15"/>
+              <w:szCs w:val="15"/>
+            </w:rPr>
+            <w:instrText xml:space="preserve"> PAGE </w:instrText>
+          </w:r>
+          <w:r>
+            <w:rPr>
+              <w:rFonts w:ascii="Avenir Next" w:hAnsi="Avenir Next" w:cs="Avenir Next" w:eastAsia="Avenir Next"/>
+              <w:color w:val="5A5F66"/>
+              <w:sz w:val="15"/>
+              <w:szCs w:val="15"/>
+            </w:rPr>
+            <w:fldChar w:fldCharType="separate"/>
+          </w:r>
+          <w:r>
+            <w:rPr>
+              <w:rFonts w:ascii="Avenir Next" w:hAnsi="Avenir Next" w:cs="Avenir Next" w:eastAsia="Avenir Next"/>
+              <w:color w:val="5A5F66"/>
+              <w:sz w:val="15"/>
+              <w:szCs w:val="15"/>
+            </w:rPr>
+            <w:t xml:space="preserve">1</w:t>
+          </w:r>
+          <w:r>
+            <w:rPr>
+              <w:rFonts w:ascii="Avenir Next" w:hAnsi="Avenir Next" w:cs="Avenir Next" w:eastAsia="Avenir Next"/>
+              <w:color w:val="5A5F66"/>
+              <w:sz w:val="15"/>
+              <w:szCs w:val="15"/>
+            </w:rPr>
+            <w:fldChar w:fldCharType="end"/>
+          </w:r>
+          <w:r>
+            <w:rPr>
+              <w:rFonts w:ascii="Avenir Next" w:hAnsi="Avenir Next" w:cs="Avenir Next" w:eastAsia="Avenir Next"/>
+              <w:color w:val="5A5F66"/>
+              <w:sz w:val="15"/>
+              <w:szCs w:val="15"/>
+            </w:rPr>
+            <w:t xml:space="preserve"> of </w:t>
+          </w:r>
+          <w:r>
+            <w:rPr>
+              <w:rFonts w:ascii="Avenir Next" w:hAnsi="Avenir Next" w:cs="Avenir Next" w:eastAsia="Avenir Next"/>
+              <w:color w:val="5A5F66"/>
+              <w:sz w:val="15"/>
+              <w:szCs w:val="15"/>
+            </w:rPr>
+            <w:fldChar w:fldCharType="begin"/>
+          </w:r>
+          <w:r>
+            <w:rPr>
+              <w:rFonts w:ascii="Avenir Next" w:hAnsi="Avenir Next" w:cs="Avenir Next" w:eastAsia="Avenir Next"/>
+              <w:color w:val="5A5F66"/>
+              <w:sz w:val="15"/>
+              <w:szCs w:val="15"/>
+            </w:rPr>
+            <w:instrText xml:space="preserve"> NUMPAGES </w:instrText>
+          </w:r>
+          <w:r>
+            <w:rPr>
+              <w:rFonts w:ascii="Avenir Next" w:hAnsi="Avenir Next" w:cs="Avenir Next" w:eastAsia="Avenir Next"/>
+              <w:color w:val="5A5F66"/>
+              <w:sz w:val="15"/>
+              <w:szCs w:val="15"/>
+            </w:rPr>
+            <w:fldChar w:fldCharType="separate"/>
+          </w:r>
+          <w:r>
+            <w:rPr>
+              <w:rFonts w:ascii="Avenir Next" w:hAnsi="Avenir Next" w:cs="Avenir Next" w:eastAsia="Avenir Next"/>
+              <w:color w:val="5A5F66"/>
+              <w:sz w:val="15"/>
+              <w:szCs w:val="15"/>
+            </w:rPr>
+            <w:t xml:space="preserve">1</w:t>
+          </w:r>
+          <w:r>
+            <w:rPr>
+              <w:rFonts w:ascii="Avenir Next" w:hAnsi="Avenir Next" w:cs="Avenir Next" w:eastAsia="Avenir Next"/>
+              <w:color w:val="5A5F66"/>
+              <w:sz w:val="15"/>
+              <w:szCs w:val="15"/>
+            </w:rPr>
+            <w:fldChar w:fldCharType="end"/>
           </w:r>
         </w:p>
       </w:tc>
@@ -6063,5 +6175,23 @@
       </w:tblCellMar>
     </w:tblPr>
   </w:style>
+  <w:style w:type="paragraph" w:styleId="Heading1">
+    <w:name w:val="heading 1"/>
+    <w:basedOn w:val="Normal"/>
+    <w:pPr>
+      <w:outlineLvl w:val="0"/>
+      <w:keepNext w:val="0"/>
+      <w:keepLines w:val="0"/>
+    </w:pPr>
+  </w:style>
+  <w:style w:type="paragraph" w:styleId="Heading2">
+    <w:name w:val="heading 2"/>
+    <w:basedOn w:val="Normal"/>
+    <w:pPr>
+      <w:outlineLvl w:val="1"/>
+      <w:keepNext w:val="0"/>
+      <w:keepLines w:val="0"/>
+    </w:pPr>
+  </w:style>
 </w:styles>
 </file>